--- a/outputs/a47/a47_ficha_tecnica.docx
+++ b/outputs/a47/a47_ficha_tecnica.docx
@@ -175,7 +175,7 @@
           <w:sz w:val="60"/>
           <w:szCs w:val="60"/>
         </w:rPr>
-        <w:t xml:space="preserve">a47 · m47-dnsl-fallas-maquinaria-pasteurizado</w:t>
+        <w:t xml:space="preserve">a47 · dairy-dnsl-pasteurization-fault-detection</w:t>
       </w:r>
     </w:p>
     <w:p ns2:paraId="77EA3F8E" ns2:textId="77777777">
@@ -466,7 +466,7 @@
           </w:tcPr>
           <w:p ns2:paraId="4D4993D6" ns2:textId="77777777">
             <w:r>
-              <w:t xml:space="preserve">m47-dnsl-fallas-maquinaria-pasteurizado</w:t>
+              <w:t xml:space="preserve">ml47-dairy-dnsl-pasteurization-fault-detection</w:t>
             </w:r>
           </w:p>
         </w:tc>
@@ -4971,7 +4971,7 @@
         <w:rFonts w:ascii="Liberalisation sans narrow" w:eastAsia="Liberalisation sans narrow" w:hAnsi="Liberalisation sans narrow" w:cs="Liberalisation sans narrow"/>
         <w:color w:val="000000"/>
       </w:rPr>
-      <w:t xml:space="preserve">m47-dnsl-fallas-maquinaria-pasteurizado</w:t>
+      <w:t xml:space="preserve">dairy-dnsl-pasteurization-fault-detection</w:t>
     </w:r>
     <w:proofErr w:type="spellEnd"/>
     <w:r>

--- a/outputs/a47/a47_ficha_tecnica.docx
+++ b/outputs/a47/a47_ficha_tecnica.docx
@@ -1,8 +1,8 @@
 
 <file path=word/document.xml><?xml version="1.0" encoding="utf-8"?>
-<w:document xmlns:w="http://schemas.openxmlformats.org/wordprocessingml/2006/main" xmlns:ns1="http://schemas.openxmlformats.org/markup-compatibility/2006" xmlns:ns2="http://schemas.microsoft.com/office/word/2010/wordml" xmlns:ns3="http://schemas.openxmlformats.org/drawingml/2006/wordprocessingDrawing" xmlns:ns4="http://schemas.microsoft.com/office/word/2010/wordprocessingDrawing" xmlns:ns5="http://schemas.openxmlformats.org/drawingml/2006/main" xmlns:ns6="http://schemas.openxmlformats.org/drawingml/2006/picture" xmlns:ns7="http://schemas.openxmlformats.org/officeDocument/2006/relationships" xmlns:w15="http://schemas.microsoft.com/office/word/2012/wordml" xmlns:w16="http://schemas.microsoft.com/office/word/2018/wordml" xmlns:w16cex="http://schemas.microsoft.com/office/word/2018/wordml/cex" xmlns:w16cid="http://schemas.microsoft.com/office/word/2016/wordml/cid" xmlns:w16du="http://schemas.microsoft.com/office/word/2023/wordml/word16du" xmlns:w16se="http://schemas.microsoft.com/office/word/2015/wordml/symex" xmlns:w16sdtfl="http://schemas.microsoft.com/office/word/2020/wordml/sdtdatahash" xmlns:w16sdtdh="http://schemas.microsoft.com/office/word/2020/wordml/sdtdatahash" xmlns:w14="http://schemas.microsoft.com/office/word/2010/wordml" xmlns:wp14="http://schemas.microsoft.com/office/word/2010/wordprocessingDrawing" ns1:Ignorable="w14 w15 w16se w16cid w16 w16cex w16sdtdh w16sdtfl w16du wp14">
+<w:document xmlns:wpc="http://schemas.microsoft.com/office/word/2010/wordprocessingCanvas" xmlns:cx="http://schemas.microsoft.com/office/drawing/2014/chartex" xmlns:cx1="http://schemas.microsoft.com/office/drawing/2015/9/8/chartex" xmlns:cx2="http://schemas.microsoft.com/office/drawing/2015/10/21/chartex" xmlns:cx3="http://schemas.microsoft.com/office/drawing/2016/5/9/chartex" xmlns:cx4="http://schemas.microsoft.com/office/drawing/2016/5/10/chartex" xmlns:cx5="http://schemas.microsoft.com/office/drawing/2016/5/11/chartex" xmlns:cx6="http://schemas.microsoft.com/office/drawing/2016/5/12/chartex" xmlns:cx7="http://schemas.microsoft.com/office/drawing/2016/5/13/chartex" xmlns:cx8="http://schemas.microsoft.com/office/drawing/2016/5/14/chartex" xmlns:mc="http://schemas.openxmlformats.org/markup-compatibility/2006" xmlns:aink="http://schemas.microsoft.com/office/drawing/2016/ink" xmlns:am3d="http://schemas.microsoft.com/office/drawing/2017/model3d" xmlns:o="urn:schemas-microsoft-com:office:office" xmlns:oel="http://schemas.microsoft.com/office/2019/extlst" xmlns:r="http://schemas.openxmlformats.org/officeDocument/2006/relationships" xmlns:m="http://schemas.openxmlformats.org/officeDocument/2006/math" xmlns:v="urn:schemas-microsoft-com:vml" xmlns:wp14="http://schemas.microsoft.com/office/word/2010/wordprocessingDrawing" xmlns:wp="http://schemas.openxmlformats.org/drawingml/2006/wordprocessingDrawing" xmlns:w10="urn:schemas-microsoft-com:office:word" xmlns:w="http://schemas.openxmlformats.org/wordprocessingml/2006/main" xmlns:w14="http://schemas.microsoft.com/office/word/2010/wordml" xmlns:w15="http://schemas.microsoft.com/office/word/2012/wordml" xmlns:w16cex="http://schemas.microsoft.com/office/word/2018/wordml/cex" xmlns:w16cid="http://schemas.microsoft.com/office/word/2016/wordml/cid" xmlns:w16="http://schemas.microsoft.com/office/word/2018/wordml" xmlns:w16du="http://schemas.microsoft.com/office/word/2023/wordml/word16du" xmlns:w16sdtdh="http://schemas.microsoft.com/office/word/2020/wordml/sdtdatahash" xmlns:w16sdtfl="http://schemas.microsoft.com/office/word/2024/wordml/sdtformatlock" xmlns:w16se="http://schemas.microsoft.com/office/word/2015/wordml/symex" xmlns:wpg="http://schemas.microsoft.com/office/word/2010/wordprocessingGroup" xmlns:wpi="http://schemas.microsoft.com/office/word/2010/wordprocessingInk" xmlns:wne="http://schemas.microsoft.com/office/word/2006/wordml" xmlns:wps="http://schemas.microsoft.com/office/word/2010/wordprocessingShape" mc:Ignorable="w14 w15 w16se w16cid w16 w16cex w16sdtdh w16sdtfl w16du wp14">
   <w:body>
-    <w:p ns2:paraId="626D87FC" ns2:textId="77777777">
+    <w:p>
       <w:pPr>
         <w:widowControl w:val="0"/>
         <w:pBdr>
@@ -15,120 +15,120 @@
         <w:spacing w:after="0" w:line="276" w:lineRule="auto"/>
       </w:pPr>
     </w:p>
-    <w:p ns2:paraId="1F06B188" ns2:textId="77777777">
+    <w:p>
       <w:r>
         <w:rPr>
           <w:noProof/>
         </w:rPr>
         <w:drawing>
-          <ns3:anchor distT="0" distB="0" distL="114300" distR="114300" simplePos="0" relativeHeight="251658240" behindDoc="0" locked="0" layoutInCell="1" hidden="0" allowOverlap="1" ns4:anchorId="7490E72F" ns4:editId="7601E0FE">
-            <ns3:simplePos x="0" y="0"/>
-            <ns3:positionH relativeFrom="column">
-              <ns3:posOffset>590550</ns3:posOffset>
-            </ns3:positionH>
-            <ns3:positionV relativeFrom="paragraph">
-              <ns3:posOffset>0</ns3:posOffset>
-            </ns3:positionV>
-            <ns3:extent cx="3373120" cy="2032000"/>
-            <ns3:effectExtent l="0" t="0" r="0" b="0"/>
-            <ns3:wrapSquare wrapText="bothSides" distT="0" distB="0" distL="114300" distR="114300"/>
-            <ns3:docPr id="1001" name="image5.jpg" descr="A logo with green leaves  AI-generated content may be incorrect."/>
-            <ns3:cNvGraphicFramePr/>
-            <ns5:graphic>
-              <ns5:graphicData uri="http://schemas.openxmlformats.org/drawingml/2006/picture">
-                <ns6:pic>
-                  <ns6:nvPicPr>
-                    <ns6:cNvPr id="0" name="image5.jpg" descr="A logo with green leaves  AI-generated content may be incorrect."/>
-                    <ns6:cNvPicPr preferRelativeResize="0"/>
-                  </ns6:nvPicPr>
-                  <ns6:blipFill>
-                    <ns5:blip ns7:embed="rId9"/>
-                    <ns5:srcRect/>
-                    <ns5:stretch>
-                      <ns5:fillRect/>
-                    </ns5:stretch>
-                  </ns6:blipFill>
-                  <ns6:spPr>
-                    <ns5:xfrm>
-                      <ns5:off x="0" y="0"/>
-                      <ns5:ext cx="3373120" cy="2032000"/>
-                    </ns5:xfrm>
-                    <ns5:prstGeom prst="rect">
-                      <ns5:avLst/>
-                    </ns5:prstGeom>
-                    <ns5:ln/>
-                  </ns6:spPr>
-                </ns6:pic>
-              </ns5:graphicData>
-            </ns5:graphic>
-          </ns3:anchor>
+          <wp:anchor distT="0" distB="0" distL="114300" distR="114300" simplePos="0" relativeHeight="251658240" behindDoc="0" locked="0" layoutInCell="1" hidden="0" allowOverlap="1" wp14:anchorId="7490E72F" wp14:editId="7601E0FE">
+            <wp:simplePos x="0" y="0"/>
+            <wp:positionH relativeFrom="column">
+              <wp:posOffset>590550</wp:posOffset>
+            </wp:positionH>
+            <wp:positionV relativeFrom="paragraph">
+              <wp:posOffset>0</wp:posOffset>
+            </wp:positionV>
+            <wp:extent cx="3373120" cy="2032000"/>
+            <wp:effectExtent l="0" t="0" r="0" b="0"/>
+            <wp:wrapSquare wrapText="bothSides" distT="0" distB="0" distL="114300" distR="114300"/>
+            <wp:docPr id="1001" name="image5.jpg" descr="A logo with green leaves  AI-generated content may be incorrect."/>
+            <wp:cNvGraphicFramePr/>
+            <a:graphic xmlns:a="http://schemas.openxmlformats.org/drawingml/2006/main">
+              <a:graphicData uri="http://schemas.openxmlformats.org/drawingml/2006/picture">
+                <pic:pic xmlns:pic="http://schemas.openxmlformats.org/drawingml/2006/picture">
+                  <pic:nvPicPr>
+                    <pic:cNvPr id="0" name="image5.jpg" descr="A logo with green leaves  AI-generated content may be incorrect."/>
+                    <pic:cNvPicPr preferRelativeResize="0"/>
+                  </pic:nvPicPr>
+                  <pic:blipFill>
+                    <a:blip r:embed="rId9"/>
+                    <a:srcRect/>
+                    <a:stretch>
+                      <a:fillRect/>
+                    </a:stretch>
+                  </pic:blipFill>
+                  <pic:spPr>
+                    <a:xfrm>
+                      <a:off x="0" y="0"/>
+                      <a:ext cx="3373120" cy="2032000"/>
+                    </a:xfrm>
+                    <a:prstGeom prst="rect">
+                      <a:avLst/>
+                    </a:prstGeom>
+                    <a:ln/>
+                  </pic:spPr>
+                </pic:pic>
+              </a:graphicData>
+            </a:graphic>
+          </wp:anchor>
         </w:drawing>
       </w:r>
     </w:p>
-    <w:p ns2:paraId="5ED55FDB" ns2:textId="77777777"/>
-    <w:p ns2:paraId="3ACB5044" ns2:textId="77777777"/>
-    <w:p ns2:paraId="24D31646" ns2:textId="77777777">
+    <w:p/>
+    <w:p/>
+    <w:p>
       <w:r>
         <w:rPr>
           <w:noProof/>
         </w:rPr>
         <w:drawing>
-          <ns3:anchor distT="0" distB="0" distL="114300" distR="114300" simplePos="0" relativeHeight="251659264" behindDoc="0" locked="0" layoutInCell="1" hidden="0" allowOverlap="1" ns4:anchorId="41217845" ns4:editId="3C0FBC9E">
-            <ns3:simplePos x="0" y="0"/>
-            <ns3:positionH relativeFrom="column">
-              <ns3:posOffset>2634615</ns3:posOffset>
-            </ns3:positionH>
-            <ns3:positionV relativeFrom="paragraph">
-              <ns3:posOffset>130810</ns3:posOffset>
-            </ns3:positionV>
-            <ns3:extent cx="2266950" cy="1295400"/>
-            <ns3:effectExtent l="0" t="0" r="0" b="0"/>
-            <ns3:wrapNone/>
-            <ns3:docPr id="1002" name="image1.png" descr="A black background with white text and brown lines  AI-generated content may be incorrect."/>
-            <ns3:cNvGraphicFramePr/>
-            <ns5:graphic>
-              <ns5:graphicData uri="http://schemas.openxmlformats.org/drawingml/2006/picture">
-                <ns6:pic>
-                  <ns6:nvPicPr>
-                    <ns6:cNvPr id="0" name="image1.png" descr="A black background with white text and brown lines  AI-generated content may be incorrect."/>
-                    <ns6:cNvPicPr preferRelativeResize="0"/>
-                  </ns6:nvPicPr>
-                  <ns6:blipFill>
-                    <ns5:blip ns7:embed="rId10"/>
-                    <ns5:srcRect/>
-                    <ns5:stretch>
-                      <ns5:fillRect/>
-                    </ns5:stretch>
-                  </ns6:blipFill>
-                  <ns6:spPr>
-                    <ns5:xfrm>
-                      <ns5:off x="0" y="0"/>
-                      <ns5:ext cx="2266950" cy="1295400"/>
-                    </ns5:xfrm>
-                    <ns5:prstGeom prst="rect">
-                      <ns5:avLst/>
-                    </ns5:prstGeom>
-                    <ns5:ln/>
-                  </ns6:spPr>
-                </ns6:pic>
-              </ns5:graphicData>
-            </ns5:graphic>
-          </ns3:anchor>
+          <wp:anchor distT="0" distB="0" distL="114300" distR="114300" simplePos="0" relativeHeight="251659264" behindDoc="0" locked="0" layoutInCell="1" hidden="0" allowOverlap="1" wp14:anchorId="41217845" wp14:editId="3C0FBC9E">
+            <wp:simplePos x="0" y="0"/>
+            <wp:positionH relativeFrom="column">
+              <wp:posOffset>2634615</wp:posOffset>
+            </wp:positionH>
+            <wp:positionV relativeFrom="paragraph">
+              <wp:posOffset>130810</wp:posOffset>
+            </wp:positionV>
+            <wp:extent cx="2266950" cy="1295400"/>
+            <wp:effectExtent l="0" t="0" r="0" b="0"/>
+            <wp:wrapNone/>
+            <wp:docPr id="1002" name="image1.png" descr="A black background with white text and brown lines  AI-generated content may be incorrect."/>
+            <wp:cNvGraphicFramePr/>
+            <a:graphic xmlns:a="http://schemas.openxmlformats.org/drawingml/2006/main">
+              <a:graphicData uri="http://schemas.openxmlformats.org/drawingml/2006/picture">
+                <pic:pic xmlns:pic="http://schemas.openxmlformats.org/drawingml/2006/picture">
+                  <pic:nvPicPr>
+                    <pic:cNvPr id="0" name="image1.png" descr="A black background with white text and brown lines  AI-generated content may be incorrect."/>
+                    <pic:cNvPicPr preferRelativeResize="0"/>
+                  </pic:nvPicPr>
+                  <pic:blipFill>
+                    <a:blip r:embed="rId10"/>
+                    <a:srcRect/>
+                    <a:stretch>
+                      <a:fillRect/>
+                    </a:stretch>
+                  </pic:blipFill>
+                  <pic:spPr>
+                    <a:xfrm>
+                      <a:off x="0" y="0"/>
+                      <a:ext cx="2266950" cy="1295400"/>
+                    </a:xfrm>
+                    <a:prstGeom prst="rect">
+                      <a:avLst/>
+                    </a:prstGeom>
+                    <a:ln/>
+                  </pic:spPr>
+                </pic:pic>
+              </a:graphicData>
+            </a:graphic>
+          </wp:anchor>
         </w:drawing>
       </w:r>
     </w:p>
-    <w:p ns2:paraId="510A3F8A" ns2:textId="77777777"/>
-    <w:p ns2:paraId="11346F3F" ns2:textId="77777777"/>
-    <w:p ns2:paraId="239C7CC2" ns2:textId="77777777"/>
-    <w:p ns2:paraId="456AF325" ns2:textId="77777777"/>
-    <w:p ns2:paraId="32FEB606" ns2:textId="77777777">
+    <w:p/>
+    <w:p/>
+    <w:p/>
+    <w:p/>
+    <w:p>
       <w:pPr>
         <w:jc w:val="right"/>
       </w:pPr>
     </w:p>
-    <w:p ns2:paraId="7099C703" ns2:textId="77777777"/>
-    <w:p ns2:paraId="5674BF31" ns2:textId="77777777"/>
-    <w:p ns2:paraId="57D79371" ns2:textId="77777777">
+    <w:p/>
+    <w:p/>
+    <w:p>
       <w:pPr>
         <w:rPr>
           <w:rFonts w:ascii="Liberation Sans Regular" w:eastAsia="Liberation Sans Regular" w:hAnsi="Liberation Sans Regular" w:cs="Liberation Sans Regular"/>
@@ -138,7 +138,7 @@
         </w:rPr>
       </w:pPr>
     </w:p>
-    <w:p ns2:paraId="04402B53" ns2:textId="77777777">
+    <w:p>
       <w:pPr>
         <w:ind w:left="993"/>
         <w:rPr>
@@ -158,7 +158,7 @@
         <w:t>Ficha técnica del modelo</w:t>
       </w:r>
     </w:p>
-    <w:p ns2:paraId="2CCAB764" ns2:textId="77777777">
+    <w:p>
       <w:pPr>
         <w:ind w:left="993"/>
         <w:rPr>
@@ -175,10 +175,10 @@
           <w:sz w:val="60"/>
           <w:szCs w:val="60"/>
         </w:rPr>
-        <w:t xml:space="preserve">a47 · dairy-dnsl-pasteurization-fault-detection</w:t>
+        <w:t>a47 · dairy-dnsl-pasteurization-fault-detection</w:t>
       </w:r>
     </w:p>
-    <w:p ns2:paraId="77EA3F8E" ns2:textId="77777777">
+    <w:p>
       <w:pPr>
         <w:shd w:val="clear" w:color="auto" w:fill="E3EFDD"/>
         <w:ind w:left="993" w:right="2267" w:firstLine="140"/>
@@ -196,10 +196,10 @@
           <w:sz w:val="44"/>
           <w:szCs w:val="44"/>
         </w:rPr>
-        <w:t xml:space="preserve">Especificación técnica para integración en la plataforma DatagIA</w:t>
+        <w:t>Especificación técnica para integración en la plataforma DatagIA</w:t>
       </w:r>
     </w:p>
-    <w:p ns2:paraId="70952EAF" ns2:textId="77777777">
+    <w:p>
       <w:pPr>
         <w:ind w:left="993"/>
         <w:rPr>
@@ -216,186 +216,75 @@
           <w:sz w:val="32"/>
           <w:szCs w:val="32"/>
         </w:rPr>
-        <w:t xml:space="preserve">Julio 2026</w:t>
+        <w:t>Julio 2026</w:t>
       </w:r>
     </w:p>
-    <w:p ns2:paraId="262CD268" ns2:textId="77777777">
+    <w:p>
       <w:r>
         <w:rPr>
           <w:noProof/>
         </w:rPr>
         <w:drawing>
-          <ns3:anchor distT="0" distB="0" distL="0" distR="0" simplePos="0" relativeHeight="251660288" behindDoc="1" locked="0" layoutInCell="1" hidden="0" allowOverlap="1" ns4:anchorId="42C3D32A" ns4:editId="6D88BCF5">
-            <ns3:simplePos x="0" y="0"/>
-            <ns3:positionH relativeFrom="margin">
-              <ns3:align>center</ns3:align>
-            </ns3:positionH>
-            <ns3:positionV relativeFrom="margin">
-              <ns3:align>center</ns3:align>
-            </ns3:positionV>
-            <ns3:extent cx="5397500" cy="5280025"/>
-            <ns3:effectExtent l="0" t="0" r="0" b="0"/>
-            <ns3:wrapNone/>
-            <ns3:docPr id="1003" name="image2.png"/>
-            <ns3:cNvGraphicFramePr/>
-            <ns5:graphic>
-              <ns5:graphicData uri="http://schemas.openxmlformats.org/drawingml/2006/picture">
-                <ns6:pic>
-                  <ns6:nvPicPr>
-                    <ns6:cNvPr id="0" name="image2.png"/>
-                    <ns6:cNvPicPr preferRelativeResize="0"/>
-                  </ns6:nvPicPr>
-                  <ns6:blipFill>
-                    <ns5:blip ns7:embed="rId11"/>
-                    <ns5:srcRect/>
-                    <ns5:stretch>
-                      <ns5:fillRect/>
-                    </ns5:stretch>
-                  </ns6:blipFill>
-                  <ns6:spPr>
-                    <ns5:xfrm>
-                      <ns5:off x="0" y="0"/>
-                      <ns5:ext cx="5397500" cy="5280025"/>
-                    </ns5:xfrm>
-                    <ns5:prstGeom prst="rect">
-                      <ns5:avLst/>
-                    </ns5:prstGeom>
-                    <ns5:ln/>
-                  </ns6:spPr>
-                </ns6:pic>
-              </ns5:graphicData>
-            </ns5:graphic>
-          </ns3:anchor>
+          <wp:anchor distT="0" distB="0" distL="0" distR="0" simplePos="0" relativeHeight="251660288" behindDoc="1" locked="0" layoutInCell="1" hidden="0" allowOverlap="1" wp14:anchorId="42C3D32A" wp14:editId="6D88BCF5">
+            <wp:simplePos x="0" y="0"/>
+            <wp:positionH relativeFrom="margin">
+              <wp:align>center</wp:align>
+            </wp:positionH>
+            <wp:positionV relativeFrom="margin">
+              <wp:align>center</wp:align>
+            </wp:positionV>
+            <wp:extent cx="5397500" cy="5280025"/>
+            <wp:effectExtent l="0" t="0" r="0" b="0"/>
+            <wp:wrapNone/>
+            <wp:docPr id="1003" name="image2.png"/>
+            <wp:cNvGraphicFramePr/>
+            <a:graphic xmlns:a="http://schemas.openxmlformats.org/drawingml/2006/main">
+              <a:graphicData uri="http://schemas.openxmlformats.org/drawingml/2006/picture">
+                <pic:pic xmlns:pic="http://schemas.openxmlformats.org/drawingml/2006/picture">
+                  <pic:nvPicPr>
+                    <pic:cNvPr id="0" name="image2.png"/>
+                    <pic:cNvPicPr preferRelativeResize="0"/>
+                  </pic:nvPicPr>
+                  <pic:blipFill>
+                    <a:blip r:embed="rId11"/>
+                    <a:srcRect/>
+                    <a:stretch>
+                      <a:fillRect/>
+                    </a:stretch>
+                  </pic:blipFill>
+                  <pic:spPr>
+                    <a:xfrm>
+                      <a:off x="0" y="0"/>
+                      <a:ext cx="5397500" cy="5280025"/>
+                    </a:xfrm>
+                    <a:prstGeom prst="rect">
+                      <a:avLst/>
+                    </a:prstGeom>
+                    <a:ln/>
+                  </pic:spPr>
+                </pic:pic>
+              </a:graphicData>
+            </a:graphic>
+          </wp:anchor>
         </w:drawing>
       </w:r>
       <w:r>
         <w:br w:type="page"/>
       </w:r>
     </w:p>
-    <w:p ns2:paraId="2090A9BD" ns2:textId="77777777"/>
-    <w:p ns2:paraId="49E44998" ns2:textId="77777777"/>
-    <w:p ns2:paraId="3C91F572" ns2:textId="77777777">
+    <w:p>
       <w:pPr>
-        <w:rPr>
-          <w:rFonts w:ascii="Liberalisation sans narrow" w:eastAsia="Liberalisation sans narrow" w:hAnsi="Liberalisation sans narrow" w:cs="Liberalisation sans narrow"/>
-          <w:b/>
-          <w:bCs/>
-        </w:rPr>
-      </w:pPr>
-    </w:p>
-    <w:p ns2:paraId="4681F6B2" ns2:textId="77777777">
-      <w:pPr>
-        <w:keepLines/>
-        <w:spacing w:before="120" w:after="120" w:line="276" w:lineRule="auto"/>
-        <w:jc w:val="both"/>
-        <w:rPr>
-          <w:rFonts w:ascii="Liberalisation sans narrow" w:eastAsia="Liberalisation sans narrow" w:hAnsi="Liberalisation sans narrow" w:cs="Liberalisation sans narrow"/>
-        </w:rPr>
-      </w:pPr>
-      <w:r>
-        <w:br w:type="page"/>
-      </w:r>
-    </w:p>
-    <w:p ns2:paraId="02E1F42B" ns2:textId="77777777">
-      <w:pPr>
-        <w:keepLines/>
-        <w:spacing w:before="120" w:after="120" w:line="276" w:lineRule="auto"/>
-        <w:jc w:val="both"/>
-        <w:rPr>
-          <w:rFonts w:ascii="Liberalisation sans narrow" w:eastAsia="Liberalisation sans narrow" w:hAnsi="Liberalisation sans narrow" w:cs="Liberalisation sans narrow"/>
-        </w:rPr>
-      </w:pPr>
-    </w:p>
-    <w:p ns2:paraId="3160BF82" ns2:textId="77777777">
-      <w:pPr>
-        <w:keepLines/>
-        <w:spacing w:before="120" w:after="120" w:line="276" w:lineRule="auto"/>
-        <w:jc w:val="both"/>
-        <w:rPr>
-          <w:rFonts w:ascii="Liberalisation sans narrow" w:eastAsia="Liberalisation sans narrow" w:hAnsi="Liberalisation sans narrow" w:cs="Liberalisation sans narrow"/>
-        </w:rPr>
-      </w:pPr>
-    </w:p>
-    <w:p ns2:paraId="7108173E" ns2:textId="6E1C69EF">
-      <w:pPr>
-        <w:pBdr>
-          <w:top w:val="nil"/>
-          <w:left w:val="nil"/>
-          <w:bottom w:val="nil"/>
-          <w:right w:val="nil"/>
-          <w:between w:val="nil"/>
-        </w:pBdr>
-        <w:tabs>
-          <w:tab w:val="right" w:leader="dot" w:pos="8494"/>
-        </w:tabs>
-        <w:spacing w:after="100"/>
-      </w:pPr>
-    </w:p>
-    <w:p ns2:paraId="208779DB" ns2:textId="0AFB4AE3">
-      <w:pPr>
-        <w:rPr>
-          <w:rFonts w:ascii="Liberalisation sans narrow" w:eastAsia="Liberalisation sans narrow" w:hAnsi="Liberalisation sans narrow" w:cs="Liberalisation sans narrow"/>
-          <w:color w:val="203441"/>
-        </w:rPr>
-      </w:pPr>
-      <w:r>
-        <w:br w:type="page"/>
-      </w:r>
-      <w:bookmarkStart w:id="0" w:name="_heading=h.33jjin156j5n" w:colFirst="0" w:colLast="0"/>
-      <w:bookmarkEnd w:id="0"/>
-    </w:p>
-    <w:p ns2:paraId="162D2D39" ns2:textId="3B463319">
-      <w:pPr>
-        <w:rPr>
-          <w:rFonts w:ascii="Liberation sans narrow" w:eastAsia="Liberation sans narrow" w:hAnsi="Liberation sans narrow" w:cs="Liberation sans narrow"/>
-        </w:rPr>
-      </w:pPr>
-      <w:r>
-        <w:rPr>
-          <w:rFonts w:ascii="Liberation sans narrow" w:eastAsia="Liberation sans narrow" w:hAnsi="Liberation sans narrow" w:cs="Liberation sans narrow"/>
-        </w:rPr>
-        <w:fldChar w:fldCharType="end"/>
-      </w:r>
-    </w:p>
-    <w:p ns2:paraId="71B34098" ns2:textId="08771405">
-      <w:pPr>
-        <w:pBdr>
-          <w:top w:val="nil"/>
-          <w:left w:val="nil"/>
-          <w:bottom w:val="nil"/>
-          <w:right w:val="nil"/>
-          <w:between w:val="nil"/>
-        </w:pBdr>
-        <w:spacing w:before="120" w:after="120" w:line="240" w:lineRule="auto"/>
-        <w:jc w:val="both"/>
-        <w:rPr>
-          <w:rFonts w:ascii="Liberation sans narrow" w:eastAsia="Liberation sans narrow" w:hAnsi="Liberation sans narrow" w:cs="Liberation sans narrow"/>
-          <w:color w:val="739A8A"/>
-        </w:rPr>
-      </w:pPr>
-    </w:p>
-    <w:p ns2:paraId="6D9B2421" ns2:textId="6574B031">
-      <w:pPr>
-        <w:rPr>
-          <w:rFonts w:ascii="Liberation sans narrow" w:eastAsia="Liberation sans narrow" w:hAnsi="Liberation sans narrow" w:cs="Liberation sans narrow"/>
-          <w:color w:val="203441"/>
-        </w:rPr>
-      </w:pPr>
-      <w:r>
-        <w:br w:type="page"/>
-      </w:r>
-    </w:p>
-    <w:p ns2:paraId="73C6066A" ns2:textId="77777777">
-      <w:pPr>
-        <w:pStyle w:val="Ttulo1"/>
+        <w:pStyle w:val="Heading1"/>
         <w:jc w:val="left"/>
       </w:pPr>
-      <w:bookmarkStart w:id="6" w:name="_Toc233977723"/>
+      <w:bookmarkStart w:id="0" w:name="_heading=h.33jjin156j5n" w:colFirst="0" w:colLast="0"/>
+      <w:bookmarkStart w:id="1" w:name="_Toc233977723"/>
+      <w:bookmarkEnd w:id="0"/>
       <w:r>
         <w:lastRenderedPageBreak/>
         <w:t>1. Información general del modelo</w:t>
       </w:r>
-      <w:bookmarkEnd w:id="6"/>
+      <w:bookmarkEnd w:id="1"/>
     </w:p>
     <w:tbl>
       <w:tblPr>
@@ -416,7 +305,7 @@
         <w:gridCol w:w="2800"/>
         <w:gridCol w:w="6560"/>
       </w:tblGrid>
-      <w:tr ns2:paraId="1AB946D2" ns2:textId="77777777">
+      <w:tr>
         <w:tc>
           <w:tcPr>
             <w:tcW w:w="2800" w:type="dxa"/>
@@ -434,7 +323,7 @@
               <w:right w:w="120" w:type="dxa"/>
             </w:tcMar>
           </w:tcPr>
-          <w:p ns2:paraId="0EF0F73D" ns2:textId="77777777">
+          <w:p>
             <w:r>
               <w:rPr>
                 <w:b/>
@@ -464,14 +353,22 @@
               <w:right w:w="120" w:type="dxa"/>
             </w:tcMar>
           </w:tcPr>
-          <w:p ns2:paraId="4D4993D6" ns2:textId="77777777">
-            <w:r>
-              <w:t xml:space="preserve">ml47-dairy-dnsl-pasteurization-fault-detection</w:t>
+          <w:p>
+            <w:pPr>
+              <w:rPr>
+                <w:lang w:val="en-US"/>
+              </w:rPr>
+            </w:pPr>
+            <w:r>
+              <w:rPr>
+                <w:lang w:val="en-US"/>
+              </w:rPr>
+              <w:t>ml47-dairy-dnsl-pasteurization-fault-detection</w:t>
             </w:r>
           </w:p>
         </w:tc>
       </w:tr>
-      <w:tr ns2:paraId="2B5210AD" ns2:textId="77777777">
+      <w:tr>
         <w:tc>
           <w:tcPr>
             <w:tcW w:w="2800" w:type="dxa"/>
@@ -489,7 +386,7 @@
               <w:right w:w="120" w:type="dxa"/>
             </w:tcMar>
           </w:tcPr>
-          <w:p ns2:paraId="50DEA41B" ns2:textId="77777777">
+          <w:p>
             <w:r>
               <w:rPr>
                 <w:b/>
@@ -519,14 +416,14 @@
               <w:right w:w="120" w:type="dxa"/>
             </w:tcMar>
           </w:tcPr>
-          <w:p ns2:paraId="084A7408" ns2:textId="77777777">
-            <w:r>
-              <w:t xml:space="preserve">1.0.0</w:t>
+          <w:p>
+            <w:r>
+              <w:t>1.0.0</w:t>
             </w:r>
           </w:p>
         </w:tc>
       </w:tr>
-      <w:tr ns2:paraId="02B4508D" ns2:textId="77777777">
+      <w:tr>
         <w:tc>
           <w:tcPr>
             <w:tcW w:w="2800" w:type="dxa"/>
@@ -544,7 +441,7 @@
               <w:right w:w="120" w:type="dxa"/>
             </w:tcMar>
           </w:tcPr>
-          <w:p ns2:paraId="0656986A" ns2:textId="77777777">
+          <w:p>
             <w:r>
               <w:rPr>
                 <w:b/>
@@ -574,14 +471,14 @@
               <w:right w:w="120" w:type="dxa"/>
             </w:tcMar>
           </w:tcPr>
-          <w:p ns2:paraId="4321CCA3" ns2:textId="77777777">
-            <w:r>
-              <w:t xml:space="preserve">Modelo de clasificación multi-etiqueta basado en Deep Neurosymbolic Learning (DNSL): una red convolucional 1D combinada con una función de pérdida guiada por la física (conservación de energía hidráulica y calorimetría). A partir de un ciclo completo de sensores de la maquinaria de pasteurizado, diagnostica simultáneamente el estado de salud de 4 componentes (enfriador/fouling, válvula, bomba y acumulador) en 3 niveles: sano, advertencia y crítico.</w:t>
+          <w:p>
+            <w:r>
+              <w:t>Modelo de clasificación multi-etiqueta basado en Deep Neurosymbolic Learning (DNSL): una red convolucional 1D combinada con una función de pérdida guiada por la física (conservación de energía hidráulica y calorimetría). A partir de un ciclo completo de sensores de la maquinaria de pasteurizado, diagnostica simultáneamente el estado de salud de 4 componentes (enfriador/fouling, válvula, bomba y acumulador) en 3 niveles: sano, advertencia y crítico.</w:t>
             </w:r>
           </w:p>
         </w:tc>
       </w:tr>
-      <w:tr ns2:paraId="6EFECFCA" ns2:textId="77777777">
+      <w:tr>
         <w:tc>
           <w:tcPr>
             <w:tcW w:w="2800" w:type="dxa"/>
@@ -599,7 +496,7 @@
               <w:right w:w="120" w:type="dxa"/>
             </w:tcMar>
           </w:tcPr>
-          <w:p ns2:paraId="5A82E1B3" ns2:textId="77777777">
+          <w:p>
             <w:r>
               <w:rPr>
                 <w:b/>
@@ -629,14 +526,14 @@
               <w:right w:w="120" w:type="dxa"/>
             </w:tcMar>
           </w:tcPr>
-          <w:p ns2:paraId="6A197DDF" ns2:textId="77777777">
-            <w:r>
-              <w:t xml:space="preserve">Clasificación multi-etiqueta multiclase (4 componentes × 3 estados), sobre series temporales multivariantes</w:t>
+          <w:p>
+            <w:r>
+              <w:t>Clasificación multi-etiqueta multiclase (4 componentes × 3 estados), sobre series temporales multivariantes</w:t>
             </w:r>
           </w:p>
         </w:tc>
       </w:tr>
-      <w:tr ns2:paraId="51B3BC95" ns2:textId="77777777">
+      <w:tr>
         <w:tc>
           <w:tcPr>
             <w:tcW w:w="2800" w:type="dxa"/>
@@ -654,7 +551,7 @@
               <w:right w:w="120" w:type="dxa"/>
             </w:tcMar>
           </w:tcPr>
-          <w:p ns2:paraId="40767B48" ns2:textId="77777777">
+          <w:p>
             <w:r>
               <w:rPr>
                 <w:b/>
@@ -684,14 +581,22 @@
               <w:right w:w="120" w:type="dxa"/>
             </w:tcMar>
           </w:tcPr>
-          <w:p ns2:paraId="1C645F96" ns2:textId="77777777">
-            <w:r>
-              <w:t xml:space="preserve">PyTorch (1D-CNN + Physics-Guided Loss) + scikit-learn (StandardScaler)</w:t>
+          <w:p>
+            <w:pPr>
+              <w:rPr>
+                <w:lang w:val="en-US"/>
+              </w:rPr>
+            </w:pPr>
+            <w:r>
+              <w:rPr>
+                <w:lang w:val="en-US"/>
+              </w:rPr>
+              <w:t>PyTorch (1D-CNN + Physics-Guided Loss) + scikit-learn (StandardScaler)</w:t>
             </w:r>
           </w:p>
         </w:tc>
       </w:tr>
-      <w:tr ns2:paraId="4C8DFFDF" ns2:textId="77777777">
+      <w:tr>
         <w:tc>
           <w:tcPr>
             <w:tcW w:w="2800" w:type="dxa"/>
@@ -709,7 +614,7 @@
               <w:right w:w="120" w:type="dxa"/>
             </w:tcMar>
           </w:tcPr>
-          <w:p ns2:paraId="775677B8" ns2:textId="77777777">
+          <w:p>
             <w:r>
               <w:rPr>
                 <w:b/>
@@ -739,14 +644,14 @@
               <w:right w:w="120" w:type="dxa"/>
             </w:tcMar>
           </w:tcPr>
-          <w:p ns2:paraId="4B3BB4A5" ns2:textId="77777777">
-            <w:r>
-              <w:t xml:space="preserve">neurosymbolic_cnn.pth (pesos DNSL), scaler_cnn_dns.pkl (normalizador), feature_columns.pkl (orden de columnas), ts1_mean_train.pkl (baseline térmico)</w:t>
+          <w:p>
+            <w:r>
+              <w:t>neurosymbolic_cnn.pth (pesos DNSL), scaler_cnn_dns.pkl (normalizador), feature_columns.pkl (orden de columnas), ts1_mean_train.pkl (baseline térmico)</w:t>
             </w:r>
           </w:p>
         </w:tc>
       </w:tr>
-      <w:tr ns2:paraId="3C91287B" ns2:textId="77777777">
+      <w:tr>
         <w:tc>
           <w:tcPr>
             <w:tcW w:w="2800" w:type="dxa"/>
@@ -764,7 +669,7 @@
               <w:right w:w="120" w:type="dxa"/>
             </w:tcMar>
           </w:tcPr>
-          <w:p ns2:paraId="7E9DF75B" ns2:textId="77777777">
+          <w:p>
             <w:r>
               <w:rPr>
                 <w:b/>
@@ -794,14 +699,14 @@
               <w:right w:w="120" w:type="dxa"/>
             </w:tcMar>
           </w:tcPr>
-          <w:p ns2:paraId="0D276D1A" ns2:textId="77777777">
-            <w:r>
-              <w:t xml:space="preserve">Anticipar y clasificar fallos funcionales en la maquinaria de pasteurización láctea (incrustaciones/fouling, atascos de válvula, cavitación/fugas de bomba y pérdida de presión de gas en el acumulador) antes de que comprometan la esterilidad del producto o detengan la línea. Sustituye a los sistemas de umbral estático, que suelen alertar tarde, por un diagnóstico que además audita internamente sus predicciones contra las leyes de la termodinámica.</w:t>
+          <w:p>
+            <w:r>
+              <w:t>Anticipar y clasificar fallos funcionales en la maquinaria de pasteurización láctea (incrustaciones/fouling, atascos de válvula, cavitación/fugas de bomba y pérdida de presión de gas en el acumulador) antes de que comprometan la esterilidad del producto o detengan la línea. Sustituye a los sistemas de umbral estático, que suelen alertar tarde, por un diagnóstico que además audita internamente sus predicciones contra las leyes de la termodinámica.</w:t>
             </w:r>
           </w:p>
         </w:tc>
       </w:tr>
-      <w:tr ns2:paraId="09F81BAA" ns2:textId="77777777">
+      <w:tr>
         <w:tc>
           <w:tcPr>
             <w:tcW w:w="2800" w:type="dxa"/>
@@ -819,7 +724,7 @@
               <w:right w:w="120" w:type="dxa"/>
             </w:tcMar>
           </w:tcPr>
-          <w:p ns2:paraId="27CACCB4" ns2:textId="77777777">
+          <w:p>
             <w:r>
               <w:rPr>
                 <w:b/>
@@ -849,20 +754,20 @@
               <w:right w:w="120" w:type="dxa"/>
             </w:tcMar>
           </w:tcPr>
-          <w:p ns2:paraId="2A1BDCF3" ns2:textId="77777777">
-            <w:r>
-              <w:t xml:space="preserve">Monitorización continua: el sistema consume un ciclo de trabajo de la máquina (~60 s de telemetría a 10 Hz, 600 registros por los 7 sensores) y devuelve un diagnóstico por minuto del estado de los 4 componentes con su nivel de confianza. Se ofrece en modo inline (un ciclo, sensores como arrays o CSV) y en modo batch (CSV con varios ciclos, un diagnóstico por Cycle_ID). Permite planificar paradas de mantenimiento y optimizar los ciclos de limpieza CIP.</w:t>
+          <w:p>
+            <w:r>
+              <w:t>Monitorización continua: el sistema consume un ciclo de trabajo de la máquina (~60 s de telemetría a 10 Hz, 600 registros por los 7 sensores) y devuelve un diagnóstico por minuto del estado de los 4 componentes con su nivel de confianza. Se ofrece en modo inline (un ciclo, sensores como arrays o CSV) y en modo batch (CSV con varios ciclos, un diagnóstico por Cycle_ID). Permite planificar paradas de mantenimiento y optimizar los ciclos de limpieza CIP.</w:t>
             </w:r>
           </w:p>
         </w:tc>
       </w:tr>
     </w:tbl>
-    <w:p ns2:paraId="0E4A03E1" ns2:textId="164C9CA4">
+    <w:p>
       <w:pPr>
-        <w:pStyle w:val="Descripcin"/>
+        <w:pStyle w:val="Caption"/>
         <w:jc w:val="center"/>
       </w:pPr>
-      <w:bookmarkStart w:id="7" w:name="_Toc233977640"/>
+      <w:bookmarkStart w:id="2" w:name="_Toc233977640"/>
       <w:r>
         <w:t xml:space="preserve">Tabla </w:t>
       </w:r>
@@ -877,18 +782,19 @@
       <w:r>
         <w:t xml:space="preserve"> Información general del modelo</w:t>
       </w:r>
-      <w:bookmarkEnd w:id="7"/>
+      <w:bookmarkEnd w:id="2"/>
     </w:p>
-    <w:p ns2:paraId="48838E47" ns2:textId="77777777">
+    <w:p>
       <w:pPr>
-        <w:pStyle w:val="Ttulo1"/>
+        <w:pStyle w:val="Heading1"/>
         <w:jc w:val="left"/>
       </w:pPr>
-      <w:bookmarkStart w:id="8" w:name="_Toc233977724"/>
+      <w:bookmarkStart w:id="3" w:name="_Toc233977724"/>
       <w:r>
+        <w:lastRenderedPageBreak/>
         <w:t>2. Campos de entrada (inputs)</w:t>
       </w:r>
-      <w:bookmarkEnd w:id="8"/>
+      <w:bookmarkEnd w:id="3"/>
     </w:p>
     <w:tbl>
       <w:tblPr>
@@ -912,7 +818,7 @@
         <w:gridCol w:w="1307"/>
         <w:gridCol w:w="1447"/>
       </w:tblGrid>
-      <w:tr ns2:paraId="71F932B9" ns2:textId="77777777">
+      <w:tr>
         <w:trPr>
           <w:tblHeader/>
         </w:trPr>
@@ -933,7 +839,7 @@
               <w:right w:w="120" w:type="dxa"/>
             </w:tcMar>
           </w:tcPr>
-          <w:p ns2:paraId="79F614D4" ns2:textId="77777777">
+          <w:p>
             <w:r>
               <w:rPr>
                 <w:b/>
@@ -963,7 +869,7 @@
               <w:right w:w="120" w:type="dxa"/>
             </w:tcMar>
           </w:tcPr>
-          <w:p ns2:paraId="7089FD74" ns2:textId="77777777">
+          <w:p>
             <w:r>
               <w:rPr>
                 <w:b/>
@@ -993,7 +899,7 @@
               <w:right w:w="120" w:type="dxa"/>
             </w:tcMar>
           </w:tcPr>
-          <w:p ns2:paraId="78CD2F77" ns2:textId="77777777">
+          <w:p>
             <w:r>
               <w:rPr>
                 <w:b/>
@@ -1023,7 +929,7 @@
               <w:right w:w="120" w:type="dxa"/>
             </w:tcMar>
           </w:tcPr>
-          <w:p ns2:paraId="72A2F0D2" ns2:textId="77777777">
+          <w:p>
             <w:r>
               <w:rPr>
                 <w:b/>
@@ -1053,7 +959,7 @@
               <w:right w:w="120" w:type="dxa"/>
             </w:tcMar>
           </w:tcPr>
-          <w:p ns2:paraId="6FFDAD95" ns2:textId="77777777">
+          <w:p>
             <w:r>
               <w:rPr>
                 <w:b/>
@@ -1067,7 +973,7 @@
           </w:p>
         </w:tc>
       </w:tr>
-      <w:tr ns2:paraId="5943B210" ns2:textId="77777777">
+      <w:tr>
         <w:tc>
           <w:tcPr>
             <w:tcW w:w="2167" w:type="dxa"/>
@@ -1085,9 +991,9 @@
               <w:right w:w="120" w:type="dxa"/>
             </w:tcMar>
           </w:tcPr>
-          <w:p ns2:paraId="274456BA" ns2:textId="77777777">
-            <w:r>
-              <w:t xml:space="preserve">PS1</w:t>
+          <w:p>
+            <w:r>
+              <w:t>PS1</w:t>
             </w:r>
           </w:p>
         </w:tc>
@@ -1108,9 +1014,9 @@
               <w:right w:w="120" w:type="dxa"/>
             </w:tcMar>
           </w:tcPr>
-          <w:p ns2:paraId="03BFE475" ns2:textId="77777777">
-            <w:r>
-              <w:t xml:space="preserve">list[float] (bar)</w:t>
+          <w:p>
+            <w:r>
+              <w:t>list[float] (bar)</w:t>
             </w:r>
           </w:p>
         </w:tc>
@@ -1131,9 +1037,9 @@
               <w:right w:w="120" w:type="dxa"/>
             </w:tcMar>
           </w:tcPr>
-          <w:p ns2:paraId="73AC0988" ns2:textId="77777777">
-            <w:r>
-              <w:t xml:space="preserve">Serie temporal de presión del circuito principal / entrada</w:t>
+          <w:p>
+            <w:r>
+              <w:t>Serie temporal de presión del circuito principal / entrada</w:t>
             </w:r>
           </w:p>
         </w:tc>
@@ -1154,9 +1060,9 @@
               <w:right w:w="120" w:type="dxa"/>
             </w:tcMar>
           </w:tcPr>
-          <w:p ns2:paraId="29F6ACFB" ns2:textId="77777777">
-            <w:r>
-              <w:t xml:space="preserve">Sí</w:t>
+          <w:p>
+            <w:r>
+              <w:t>Sí</w:t>
             </w:r>
           </w:p>
         </w:tc>
@@ -1177,14 +1083,14 @@
               <w:right w:w="120" w:type="dxa"/>
             </w:tcMar>
           </w:tcPr>
-          <w:p ns2:paraId="7756D559" ns2:textId="77777777">
-            <w:r>
-              <w:t xml:space="preserve">-</w:t>
+          <w:p>
+            <w:r>
+              <w:t>-</w:t>
             </w:r>
           </w:p>
         </w:tc>
       </w:tr>
-      <w:tr ns2:paraId="5943B210" ns2:textId="77777777">
+      <w:tr>
         <w:tc>
           <w:tcPr>
             <w:tcW w:w="2167" w:type="dxa"/>
@@ -1202,9 +1108,9 @@
               <w:right w:w="120" w:type="dxa"/>
             </w:tcMar>
           </w:tcPr>
-          <w:p ns2:paraId="274456BA" ns2:textId="77777777">
-            <w:r>
-              <w:t xml:space="preserve">PS3</w:t>
+          <w:p>
+            <w:r>
+              <w:t>PS3</w:t>
             </w:r>
           </w:p>
         </w:tc>
@@ -1225,9 +1131,9 @@
               <w:right w:w="120" w:type="dxa"/>
             </w:tcMar>
           </w:tcPr>
-          <w:p ns2:paraId="03BFE475" ns2:textId="77777777">
-            <w:r>
-              <w:t xml:space="preserve">list[float] (bar)</w:t>
+          <w:p>
+            <w:r>
+              <w:t>list[float] (bar)</w:t>
             </w:r>
           </w:p>
         </w:tc>
@@ -1248,9 +1154,9 @@
               <w:right w:w="120" w:type="dxa"/>
             </w:tcMar>
           </w:tcPr>
-          <w:p ns2:paraId="73AC0988" ns2:textId="77777777">
-            <w:r>
-              <w:t xml:space="preserve">Serie temporal de presión en punto secundario / retorno</w:t>
+          <w:p>
+            <w:r>
+              <w:t>Serie temporal de presión en punto secundario / retorno</w:t>
             </w:r>
           </w:p>
         </w:tc>
@@ -1271,9 +1177,9 @@
               <w:right w:w="120" w:type="dxa"/>
             </w:tcMar>
           </w:tcPr>
-          <w:p ns2:paraId="29F6ACFB" ns2:textId="77777777">
-            <w:r>
-              <w:t xml:space="preserve">Sí</w:t>
+          <w:p>
+            <w:r>
+              <w:t>Sí</w:t>
             </w:r>
           </w:p>
         </w:tc>
@@ -1294,14 +1200,14 @@
               <w:right w:w="120" w:type="dxa"/>
             </w:tcMar>
           </w:tcPr>
-          <w:p ns2:paraId="7756D559" ns2:textId="77777777">
-            <w:r>
-              <w:t xml:space="preserve">-</w:t>
+          <w:p>
+            <w:r>
+              <w:t>-</w:t>
             </w:r>
           </w:p>
         </w:tc>
       </w:tr>
-      <w:tr ns2:paraId="5943B210" ns2:textId="77777777">
+      <w:tr>
         <w:tc>
           <w:tcPr>
             <w:tcW w:w="2167" w:type="dxa"/>
@@ -1319,9 +1225,9 @@
               <w:right w:w="120" w:type="dxa"/>
             </w:tcMar>
           </w:tcPr>
-          <w:p ns2:paraId="274456BA" ns2:textId="77777777">
-            <w:r>
-              <w:t xml:space="preserve">EPS1</w:t>
+          <w:p>
+            <w:r>
+              <w:t>EPS1</w:t>
             </w:r>
           </w:p>
         </w:tc>
@@ -1342,9 +1248,9 @@
               <w:right w:w="120" w:type="dxa"/>
             </w:tcMar>
           </w:tcPr>
-          <w:p ns2:paraId="03BFE475" ns2:textId="77777777">
-            <w:r>
-              <w:t xml:space="preserve">list[float] (W)</w:t>
+          <w:p>
+            <w:r>
+              <w:t>list[float] (W)</w:t>
             </w:r>
           </w:p>
         </w:tc>
@@ -1365,9 +1271,9 @@
               <w:right w:w="120" w:type="dxa"/>
             </w:tcMar>
           </w:tcPr>
-          <w:p ns2:paraId="73AC0988" ns2:textId="77777777">
-            <w:r>
-              <w:t xml:space="preserve">Potencia activa del motor eléctrico; crítica para la regla física de la bomba</w:t>
+          <w:p>
+            <w:r>
+              <w:t>Potencia activa del motor eléctrico; crítica para la regla física de la bomba</w:t>
             </w:r>
           </w:p>
         </w:tc>
@@ -1388,9 +1294,9 @@
               <w:right w:w="120" w:type="dxa"/>
             </w:tcMar>
           </w:tcPr>
-          <w:p ns2:paraId="29F6ACFB" ns2:textId="77777777">
-            <w:r>
-              <w:t xml:space="preserve">Sí</w:t>
+          <w:p>
+            <w:r>
+              <w:t>Sí</w:t>
             </w:r>
           </w:p>
         </w:tc>
@@ -1411,14 +1317,14 @@
               <w:right w:w="120" w:type="dxa"/>
             </w:tcMar>
           </w:tcPr>
-          <w:p ns2:paraId="7756D559" ns2:textId="77777777">
-            <w:r>
-              <w:t xml:space="preserve">-</w:t>
+          <w:p>
+            <w:r>
+              <w:t>-</w:t>
             </w:r>
           </w:p>
         </w:tc>
       </w:tr>
-      <w:tr ns2:paraId="5943B210" ns2:textId="77777777">
+      <w:tr>
         <w:tc>
           <w:tcPr>
             <w:tcW w:w="2167" w:type="dxa"/>
@@ -1436,9 +1342,9 @@
               <w:right w:w="120" w:type="dxa"/>
             </w:tcMar>
           </w:tcPr>
-          <w:p ns2:paraId="274456BA" ns2:textId="77777777">
-            <w:r>
-              <w:t xml:space="preserve">FS1</w:t>
+          <w:p>
+            <w:r>
+              <w:t>FS1</w:t>
             </w:r>
           </w:p>
         </w:tc>
@@ -1459,9 +1365,9 @@
               <w:right w:w="120" w:type="dxa"/>
             </w:tcMar>
           </w:tcPr>
-          <w:p ns2:paraId="03BFE475" ns2:textId="77777777">
-            <w:r>
-              <w:t xml:space="preserve">list[float] (L/min)</w:t>
+          <w:p>
+            <w:r>
+              <w:t>list[float] (L/min)</w:t>
             </w:r>
           </w:p>
         </w:tc>
@@ -1482,9 +1388,9 @@
               <w:right w:w="120" w:type="dxa"/>
             </w:tcMar>
           </w:tcPr>
-          <w:p ns2:paraId="73AC0988" ns2:textId="77777777">
-            <w:r>
-              <w:t xml:space="preserve">Caudal volumétrico principal; crítico para las reglas termodinámica e hidráulica</w:t>
+          <w:p>
+            <w:r>
+              <w:t>Caudal volumétrico principal; crítico para las reglas termodinámica e hidráulica</w:t>
             </w:r>
           </w:p>
         </w:tc>
@@ -1505,9 +1411,9 @@
               <w:right w:w="120" w:type="dxa"/>
             </w:tcMar>
           </w:tcPr>
-          <w:p ns2:paraId="29F6ACFB" ns2:textId="77777777">
-            <w:r>
-              <w:t xml:space="preserve">Sí</w:t>
+          <w:p>
+            <w:r>
+              <w:t>Sí</w:t>
             </w:r>
           </w:p>
         </w:tc>
@@ -1528,14 +1434,14 @@
               <w:right w:w="120" w:type="dxa"/>
             </w:tcMar>
           </w:tcPr>
-          <w:p ns2:paraId="7756D559" ns2:textId="77777777">
-            <w:r>
-              <w:t xml:space="preserve">-</w:t>
+          <w:p>
+            <w:r>
+              <w:t>-</w:t>
             </w:r>
           </w:p>
         </w:tc>
       </w:tr>
-      <w:tr ns2:paraId="5943B210" ns2:textId="77777777">
+      <w:tr>
         <w:tc>
           <w:tcPr>
             <w:tcW w:w="2167" w:type="dxa"/>
@@ -1553,9 +1459,9 @@
               <w:right w:w="120" w:type="dxa"/>
             </w:tcMar>
           </w:tcPr>
-          <w:p ns2:paraId="274456BA" ns2:textId="77777777">
-            <w:r>
-              <w:t xml:space="preserve">TS1</w:t>
+          <w:p>
+            <w:r>
+              <w:t>TS1</w:t>
             </w:r>
           </w:p>
         </w:tc>
@@ -1576,9 +1482,9 @@
               <w:right w:w="120" w:type="dxa"/>
             </w:tcMar>
           </w:tcPr>
-          <w:p ns2:paraId="03BFE475" ns2:textId="77777777">
-            <w:r>
-              <w:t xml:space="preserve">list[float] (°C)</w:t>
+          <w:p>
+            <w:r>
+              <w:t>list[float] (°C)</w:t>
             </w:r>
           </w:p>
         </w:tc>
@@ -1599,9 +1505,9 @@
               <w:right w:w="120" w:type="dxa"/>
             </w:tcMar>
           </w:tcPr>
-          <w:p ns2:paraId="73AC0988" ns2:textId="77777777">
-            <w:r>
-              <w:t xml:space="preserve">Serie temporal de temperatura de entrada</w:t>
+          <w:p>
+            <w:r>
+              <w:t>Serie temporal de temperatura de entrada</w:t>
             </w:r>
           </w:p>
         </w:tc>
@@ -1622,9 +1528,9 @@
               <w:right w:w="120" w:type="dxa"/>
             </w:tcMar>
           </w:tcPr>
-          <w:p ns2:paraId="29F6ACFB" ns2:textId="77777777">
-            <w:r>
-              <w:t xml:space="preserve">Sí</w:t>
+          <w:p>
+            <w:r>
+              <w:t>Sí</w:t>
             </w:r>
           </w:p>
         </w:tc>
@@ -1645,14 +1551,14 @@
               <w:right w:w="120" w:type="dxa"/>
             </w:tcMar>
           </w:tcPr>
-          <w:p ns2:paraId="7756D559" ns2:textId="77777777">
-            <w:r>
-              <w:t xml:space="preserve">-</w:t>
+          <w:p>
+            <w:r>
+              <w:t>-</w:t>
             </w:r>
           </w:p>
         </w:tc>
       </w:tr>
-      <w:tr ns2:paraId="5943B210" ns2:textId="77777777">
+      <w:tr>
         <w:tc>
           <w:tcPr>
             <w:tcW w:w="2167" w:type="dxa"/>
@@ -1670,9 +1576,9 @@
               <w:right w:w="120" w:type="dxa"/>
             </w:tcMar>
           </w:tcPr>
-          <w:p ns2:paraId="274456BA" ns2:textId="77777777">
-            <w:r>
-              <w:t xml:space="preserve">TS2</w:t>
+          <w:p>
+            <w:r>
+              <w:t>TS2</w:t>
             </w:r>
           </w:p>
         </w:tc>
@@ -1693,9 +1599,9 @@
               <w:right w:w="120" w:type="dxa"/>
             </w:tcMar>
           </w:tcPr>
-          <w:p ns2:paraId="03BFE475" ns2:textId="77777777">
-            <w:r>
-              <w:t xml:space="preserve">list[float] (°C)</w:t>
+          <w:p>
+            <w:r>
+              <w:t>list[float] (°C)</w:t>
             </w:r>
           </w:p>
         </w:tc>
@@ -1716,9 +1622,9 @@
               <w:right w:w="120" w:type="dxa"/>
             </w:tcMar>
           </w:tcPr>
-          <w:p ns2:paraId="73AC0988" ns2:textId="77777777">
-            <w:r>
-              <w:t xml:space="preserve">Serie temporal de temperatura de salida</w:t>
+          <w:p>
+            <w:r>
+              <w:t>Serie temporal de temperatura de salida</w:t>
             </w:r>
           </w:p>
         </w:tc>
@@ -1739,9 +1645,9 @@
               <w:right w:w="120" w:type="dxa"/>
             </w:tcMar>
           </w:tcPr>
-          <w:p ns2:paraId="29F6ACFB" ns2:textId="77777777">
-            <w:r>
-              <w:t xml:space="preserve">Sí</w:t>
+          <w:p>
+            <w:r>
+              <w:t>Sí</w:t>
             </w:r>
           </w:p>
         </w:tc>
@@ -1762,14 +1668,14 @@
               <w:right w:w="120" w:type="dxa"/>
             </w:tcMar>
           </w:tcPr>
-          <w:p ns2:paraId="7756D559" ns2:textId="77777777">
-            <w:r>
-              <w:t xml:space="preserve">-</w:t>
+          <w:p>
+            <w:r>
+              <w:t>-</w:t>
             </w:r>
           </w:p>
         </w:tc>
       </w:tr>
-      <w:tr ns2:paraId="5943B210" ns2:textId="77777777">
+      <w:tr>
         <w:tc>
           <w:tcPr>
             <w:tcW w:w="2167" w:type="dxa"/>
@@ -1787,9 +1693,9 @@
               <w:right w:w="120" w:type="dxa"/>
             </w:tcMar>
           </w:tcPr>
-          <w:p ns2:paraId="274456BA" ns2:textId="77777777">
-            <w:r>
-              <w:t xml:space="preserve">VS1</w:t>
+          <w:p>
+            <w:r>
+              <w:t>VS1</w:t>
             </w:r>
           </w:p>
         </w:tc>
@@ -1810,9 +1716,9 @@
               <w:right w:w="120" w:type="dxa"/>
             </w:tcMar>
           </w:tcPr>
-          <w:p ns2:paraId="03BFE475" ns2:textId="77777777">
-            <w:r>
-              <w:t xml:space="preserve">list[float] (mm/s)</w:t>
+          <w:p>
+            <w:r>
+              <w:t>list[float] (mm/s)</w:t>
             </w:r>
           </w:p>
         </w:tc>
@@ -1833,9 +1739,9 @@
               <w:right w:w="120" w:type="dxa"/>
             </w:tcMar>
           </w:tcPr>
-          <w:p ns2:paraId="73AC0988" ns2:textId="77777777">
-            <w:r>
-              <w:t xml:space="preserve">Serie temporal de vibración mecánica</w:t>
+          <w:p>
+            <w:r>
+              <w:t>Serie temporal de vibración mecánica</w:t>
             </w:r>
           </w:p>
         </w:tc>
@@ -1856,9 +1762,9 @@
               <w:right w:w="120" w:type="dxa"/>
             </w:tcMar>
           </w:tcPr>
-          <w:p ns2:paraId="29F6ACFB" ns2:textId="77777777">
-            <w:r>
-              <w:t xml:space="preserve">Sí</w:t>
+          <w:p>
+            <w:r>
+              <w:t>Sí</w:t>
             </w:r>
           </w:p>
         </w:tc>
@@ -1879,14 +1785,14 @@
               <w:right w:w="120" w:type="dxa"/>
             </w:tcMar>
           </w:tcPr>
-          <w:p ns2:paraId="7756D559" ns2:textId="77777777">
-            <w:r>
-              <w:t xml:space="preserve">-</w:t>
+          <w:p>
+            <w:r>
+              <w:t>-</w:t>
             </w:r>
           </w:p>
         </w:tc>
       </w:tr>
-      <w:tr ns2:paraId="5943B210" ns2:textId="77777777">
+      <w:tr>
         <w:tc>
           <w:tcPr>
             <w:tcW w:w="2167" w:type="dxa"/>
@@ -1904,9 +1810,9 @@
               <w:right w:w="120" w:type="dxa"/>
             </w:tcMar>
           </w:tcPr>
-          <w:p ns2:paraId="274456BA" ns2:textId="77777777">
-            <w:r>
-              <w:t xml:space="preserve">Time_Segundos</w:t>
+          <w:p>
+            <w:r>
+              <w:t>Time_Segundos</w:t>
             </w:r>
           </w:p>
         </w:tc>
@@ -1927,9 +1833,9 @@
               <w:right w:w="120" w:type="dxa"/>
             </w:tcMar>
           </w:tcPr>
-          <w:p ns2:paraId="03BFE475" ns2:textId="77777777">
-            <w:r>
-              <w:t xml:space="preserve">list[float] (s)</w:t>
+          <w:p>
+            <w:r>
+              <w:t>list[float] (s)</w:t>
             </w:r>
           </w:p>
         </w:tc>
@@ -1950,9 +1856,9 @@
               <w:right w:w="120" w:type="dxa"/>
             </w:tcMar>
           </w:tcPr>
-          <w:p ns2:paraId="73AC0988" ns2:textId="77777777">
-            <w:r>
-              <w:t xml:space="preserve">Marca temporal (0,0–60,0 s) para ordenar las 600 observaciones del ciclo</w:t>
+          <w:p>
+            <w:r>
+              <w:t>Marca temporal (0,0–60,0 s) para ordenar las 600 observaciones del ciclo</w:t>
             </w:r>
           </w:p>
         </w:tc>
@@ -1973,9 +1879,9 @@
               <w:right w:w="120" w:type="dxa"/>
             </w:tcMar>
           </w:tcPr>
-          <w:p ns2:paraId="29F6ACFB" ns2:textId="77777777">
-            <w:r>
-              <w:t xml:space="preserve">Sí</w:t>
+          <w:p>
+            <w:r>
+              <w:t>Sí</w:t>
             </w:r>
           </w:p>
         </w:tc>
@@ -1996,14 +1902,14 @@
               <w:right w:w="120" w:type="dxa"/>
             </w:tcMar>
           </w:tcPr>
-          <w:p ns2:paraId="7756D559" ns2:textId="77777777">
-            <w:r>
-              <w:t xml:space="preserve">-</w:t>
+          <w:p>
+            <w:r>
+              <w:t>-</w:t>
             </w:r>
           </w:p>
         </w:tc>
       </w:tr>
-      <w:tr ns2:paraId="5943B210" ns2:textId="77777777">
+      <w:tr>
         <w:tc>
           <w:tcPr>
             <w:tcW w:w="2167" w:type="dxa"/>
@@ -2021,9 +1927,9 @@
               <w:right w:w="120" w:type="dxa"/>
             </w:tcMar>
           </w:tcPr>
-          <w:p ns2:paraId="274456BA" ns2:textId="77777777">
-            <w:r>
-              <w:t xml:space="preserve">Cycle_ID</w:t>
+          <w:p>
+            <w:r>
+              <w:t>Cycle_ID</w:t>
             </w:r>
           </w:p>
         </w:tc>
@@ -2044,9 +1950,9 @@
               <w:right w:w="120" w:type="dxa"/>
             </w:tcMar>
           </w:tcPr>
-          <w:p ns2:paraId="03BFE475" ns2:textId="77777777">
-            <w:r>
-              <w:t xml:space="preserve">int</w:t>
+          <w:p>
+            <w:r>
+              <w:t>int</w:t>
             </w:r>
           </w:p>
         </w:tc>
@@ -2067,9 +1973,9 @@
               <w:right w:w="120" w:type="dxa"/>
             </w:tcMar>
           </w:tcPr>
-          <w:p ns2:paraId="73AC0988" ns2:textId="77777777">
-            <w:r>
-              <w:t xml:space="preserve">Identificador de ciclo; habilita el modo batch (un diagnóstico por ciclo)</w:t>
+          <w:p>
+            <w:r>
+              <w:t>Identificador de ciclo; habilita el modo batch (un diagnóstico por ciclo)</w:t>
             </w:r>
           </w:p>
         </w:tc>
@@ -2090,9 +1996,9 @@
               <w:right w:w="120" w:type="dxa"/>
             </w:tcMar>
           </w:tcPr>
-          <w:p ns2:paraId="29F6ACFB" ns2:textId="77777777">
-            <w:r>
-              <w:t xml:space="preserve">No</w:t>
+          <w:p>
+            <w:r>
+              <w:t>No</w:t>
             </w:r>
           </w:p>
         </w:tc>
@@ -2113,20 +2019,20 @@
               <w:right w:w="120" w:type="dxa"/>
             </w:tcMar>
           </w:tcPr>
-          <w:p ns2:paraId="7756D559" ns2:textId="77777777">
-            <w:r>
-              <w:t xml:space="preserve">-</w:t>
+          <w:p>
+            <w:r>
+              <w:t>-</w:t>
             </w:r>
           </w:p>
         </w:tc>
       </w:tr>
     </w:tbl>
-    <w:p ns2:paraId="2301E228" ns2:textId="43111ADC">
+    <w:p>
       <w:pPr>
-        <w:pStyle w:val="Descripcin"/>
+        <w:pStyle w:val="Caption"/>
         <w:jc w:val="center"/>
       </w:pPr>
-      <w:bookmarkStart w:id="9" w:name="_Toc233977641"/>
+      <w:bookmarkStart w:id="4" w:name="_Toc233977641"/>
       <w:r>
         <w:t xml:space="preserve">Tabla </w:t>
       </w:r>
@@ -2141,18 +2047,18 @@
       <w:r>
         <w:t xml:space="preserve"> Campos de entrada (inputs)</w:t>
       </w:r>
-      <w:bookmarkEnd w:id="9"/>
+      <w:bookmarkEnd w:id="4"/>
     </w:p>
-    <w:p ns2:paraId="1A4DD035" ns2:textId="77777777">
+    <w:p>
       <w:pPr>
-        <w:pStyle w:val="Ttulo1"/>
+        <w:pStyle w:val="Heading1"/>
         <w:jc w:val="left"/>
       </w:pPr>
-      <w:bookmarkStart w:id="10" w:name="_Toc233977725"/>
+      <w:bookmarkStart w:id="5" w:name="_Toc233977725"/>
       <w:r>
         <w:t>3. Campos de salida (outputs)</w:t>
       </w:r>
-      <w:bookmarkEnd w:id="10"/>
+      <w:bookmarkEnd w:id="5"/>
     </w:p>
     <w:tbl>
       <w:tblPr>
@@ -2176,7 +2082,7 @@
         <w:gridCol w:w="1760"/>
         <w:gridCol w:w="1800"/>
       </w:tblGrid>
-      <w:tr ns2:paraId="74C19D16" ns2:textId="77777777">
+      <w:tr>
         <w:trPr>
           <w:tblHeader/>
         </w:trPr>
@@ -2197,7 +2103,7 @@
               <w:right w:w="120" w:type="dxa"/>
             </w:tcMar>
           </w:tcPr>
-          <w:p ns2:paraId="36393328" ns2:textId="77777777">
+          <w:p>
             <w:r>
               <w:rPr>
                 <w:b/>
@@ -2227,7 +2133,7 @@
               <w:right w:w="120" w:type="dxa"/>
             </w:tcMar>
           </w:tcPr>
-          <w:p ns2:paraId="4B6C5E52" ns2:textId="77777777">
+          <w:p>
             <w:r>
               <w:rPr>
                 <w:b/>
@@ -2257,7 +2163,7 @@
               <w:right w:w="120" w:type="dxa"/>
             </w:tcMar>
           </w:tcPr>
-          <w:p ns2:paraId="176B52FF" ns2:textId="77777777">
+          <w:p>
             <w:r>
               <w:rPr>
                 <w:b/>
@@ -2287,7 +2193,7 @@
               <w:right w:w="120" w:type="dxa"/>
             </w:tcMar>
           </w:tcPr>
-          <w:p ns2:paraId="0B5BC6FF" ns2:textId="77777777">
+          <w:p>
             <w:r>
               <w:rPr>
                 <w:b/>
@@ -2317,7 +2223,7 @@
               <w:right w:w="120" w:type="dxa"/>
             </w:tcMar>
           </w:tcPr>
-          <w:p ns2:paraId="5AEDED9E" ns2:textId="77777777">
+          <w:p>
             <w:r>
               <w:rPr>
                 <w:b/>
@@ -2331,7 +2237,7 @@
           </w:p>
         </w:tc>
       </w:tr>
-      <w:tr ns2:paraId="4B6C9425" ns2:textId="77777777">
+      <w:tr>
         <w:tc>
           <w:tcPr>
             <w:tcW w:w="2200" w:type="dxa"/>
@@ -2349,9 +2255,9 @@
               <w:right w:w="120" w:type="dxa"/>
             </w:tcMar>
           </w:tcPr>
-          <w:p ns2:paraId="4132C6A4" ns2:textId="77777777">
-            <w:r>
-              <w:t xml:space="preserve">Enfriador_Fouling</w:t>
+          <w:p>
+            <w:r>
+              <w:t>Enfriador_Fouling</w:t>
             </w:r>
           </w:p>
         </w:tc>
@@ -2372,9 +2278,9 @@
               <w:right w:w="120" w:type="dxa"/>
             </w:tcMar>
           </w:tcPr>
-          <w:p ns2:paraId="53FB4F47" ns2:textId="77777777">
-            <w:r>
-              <w:t xml:space="preserve">int (0/1/2)</w:t>
+          <w:p>
+            <w:r>
+              <w:t>int (0/1/2)</w:t>
             </w:r>
           </w:p>
         </w:tc>
@@ -2395,9 +2301,9 @@
               <w:right w:w="120" w:type="dxa"/>
             </w:tcMar>
           </w:tcPr>
-          <w:p ns2:paraId="6B1D3E7E" ns2:textId="77777777">
-            <w:r>
-              <w:t xml:space="preserve">Estado del enfriador / incrustaciones</w:t>
+          <w:p>
+            <w:r>
+              <w:t>Estado del enfriador / incrustaciones</w:t>
             </w:r>
           </w:p>
         </w:tc>
@@ -2418,9 +2324,9 @@
               <w:right w:w="120" w:type="dxa"/>
             </w:tcMar>
           </w:tcPr>
-          <w:p ns2:paraId="5BF35099" ns2:textId="77777777">
-            <w:r>
-              <w:t xml:space="preserve">0=SANO, 1=WARNING, 2=CRÍTICO</w:t>
+          <w:p>
+            <w:r>
+              <w:t>0=SANO, 1=WARNING, 2=CRÍTICO</w:t>
             </w:r>
           </w:p>
         </w:tc>
@@ -2441,14 +2347,14 @@
               <w:right w:w="120" w:type="dxa"/>
             </w:tcMar>
           </w:tcPr>
-          <w:p ns2:paraId="2067DBEB" ns2:textId="77777777">
-            <w:r>
-              <w:t xml:space="preserve">2 indica fouling que degrada la transferencia de calor</w:t>
+          <w:p>
+            <w:r>
+              <w:t>2 indica fouling que degrada la transferencia de calor</w:t>
             </w:r>
           </w:p>
         </w:tc>
       </w:tr>
-      <w:tr ns2:paraId="4B6C9425" ns2:textId="77777777">
+      <w:tr>
         <w:tc>
           <w:tcPr>
             <w:tcW w:w="2200" w:type="dxa"/>
@@ -2466,9 +2372,10 @@
               <w:right w:w="120" w:type="dxa"/>
             </w:tcMar>
           </w:tcPr>
-          <w:p ns2:paraId="4132C6A4" ns2:textId="77777777">
-            <w:r>
-              <w:t xml:space="preserve">Valvula_Switch</w:t>
+          <w:p>
+            <w:r>
+              <w:lastRenderedPageBreak/>
+              <w:t>Valvula_Switch</w:t>
             </w:r>
           </w:p>
         </w:tc>
@@ -2489,9 +2396,9 @@
               <w:right w:w="120" w:type="dxa"/>
             </w:tcMar>
           </w:tcPr>
-          <w:p ns2:paraId="53FB4F47" ns2:textId="77777777">
-            <w:r>
-              <w:t xml:space="preserve">int (0/1/2)</w:t>
+          <w:p>
+            <w:r>
+              <w:t>int (0/1/2)</w:t>
             </w:r>
           </w:p>
         </w:tc>
@@ -2512,9 +2419,9 @@
               <w:right w:w="120" w:type="dxa"/>
             </w:tcMar>
           </w:tcPr>
-          <w:p ns2:paraId="6B1D3E7E" ns2:textId="77777777">
-            <w:r>
-              <w:t xml:space="preserve">Estado de la válvula de conmutación</w:t>
+          <w:p>
+            <w:r>
+              <w:t>Estado de la válvula de conmutación</w:t>
             </w:r>
           </w:p>
         </w:tc>
@@ -2535,9 +2442,9 @@
               <w:right w:w="120" w:type="dxa"/>
             </w:tcMar>
           </w:tcPr>
-          <w:p ns2:paraId="5BF35099" ns2:textId="77777777">
-            <w:r>
-              <w:t xml:space="preserve">0=SANO, 1=WARNING, 2=CRÍTICO</w:t>
+          <w:p>
+            <w:r>
+              <w:t>0=SANO, 1=WARNING, 2=CRÍTICO</w:t>
             </w:r>
           </w:p>
         </w:tc>
@@ -2558,14 +2465,14 @@
               <w:right w:w="120" w:type="dxa"/>
             </w:tcMar>
           </w:tcPr>
-          <w:p ns2:paraId="2067DBEB" ns2:textId="77777777">
-            <w:r>
-              <w:t xml:space="preserve">niveles altos indican degradación en los tiempos de conmutación</w:t>
+          <w:p>
+            <w:r>
+              <w:t>niveles altos indican degradación en los tiempos de conmutación</w:t>
             </w:r>
           </w:p>
         </w:tc>
       </w:tr>
-      <w:tr ns2:paraId="4B6C9425" ns2:textId="77777777">
+      <w:tr>
         <w:tc>
           <w:tcPr>
             <w:tcW w:w="2200" w:type="dxa"/>
@@ -2583,9 +2490,9 @@
               <w:right w:w="120" w:type="dxa"/>
             </w:tcMar>
           </w:tcPr>
-          <w:p ns2:paraId="4132C6A4" ns2:textId="77777777">
-            <w:r>
-              <w:t xml:space="preserve">Bomba_Leakage</w:t>
+          <w:p>
+            <w:r>
+              <w:t>Bomba_Leakage</w:t>
             </w:r>
           </w:p>
         </w:tc>
@@ -2606,9 +2513,9 @@
               <w:right w:w="120" w:type="dxa"/>
             </w:tcMar>
           </w:tcPr>
-          <w:p ns2:paraId="53FB4F47" ns2:textId="77777777">
-            <w:r>
-              <w:t xml:space="preserve">int (0/1/2)</w:t>
+          <w:p>
+            <w:r>
+              <w:t>int (0/1/2)</w:t>
             </w:r>
           </w:p>
         </w:tc>
@@ -2629,9 +2536,9 @@
               <w:right w:w="120" w:type="dxa"/>
             </w:tcMar>
           </w:tcPr>
-          <w:p ns2:paraId="6B1D3E7E" ns2:textId="77777777">
-            <w:r>
-              <w:t xml:space="preserve">Estado de la bomba / fugas internas</w:t>
+          <w:p>
+            <w:r>
+              <w:t>Estado de la bomba / fugas internas</w:t>
             </w:r>
           </w:p>
         </w:tc>
@@ -2652,9 +2559,9 @@
               <w:right w:w="120" w:type="dxa"/>
             </w:tcMar>
           </w:tcPr>
-          <w:p ns2:paraId="5BF35099" ns2:textId="77777777">
-            <w:r>
-              <w:t xml:space="preserve">0=SANO, 1=WARNING, 2=CRÍTICO</w:t>
+          <w:p>
+            <w:r>
+              <w:t>0=SANO, 1=WARNING, 2=CRÍTICO</w:t>
             </w:r>
           </w:p>
         </w:tc>
@@ -2675,14 +2582,14 @@
               <w:right w:w="120" w:type="dxa"/>
             </w:tcMar>
           </w:tcPr>
-          <w:p ns2:paraId="2067DBEB" ns2:textId="77777777">
-            <w:r>
-              <w:t xml:space="preserve">niveles altos indican pérdida de eficiencia hidráulica</w:t>
+          <w:p>
+            <w:r>
+              <w:t>niveles altos indican pérdida de eficiencia hidráulica</w:t>
             </w:r>
           </w:p>
         </w:tc>
       </w:tr>
-      <w:tr ns2:paraId="4B6C9425" ns2:textId="77777777">
+      <w:tr>
         <w:tc>
           <w:tcPr>
             <w:tcW w:w="2200" w:type="dxa"/>
@@ -2700,9 +2607,9 @@
               <w:right w:w="120" w:type="dxa"/>
             </w:tcMar>
           </w:tcPr>
-          <w:p ns2:paraId="4132C6A4" ns2:textId="77777777">
-            <w:r>
-              <w:t xml:space="preserve">Acumulador_Gas</w:t>
+          <w:p>
+            <w:r>
+              <w:t>Acumulador_Gas</w:t>
             </w:r>
           </w:p>
         </w:tc>
@@ -2723,9 +2630,9 @@
               <w:right w:w="120" w:type="dxa"/>
             </w:tcMar>
           </w:tcPr>
-          <w:p ns2:paraId="53FB4F47" ns2:textId="77777777">
-            <w:r>
-              <w:t xml:space="preserve">int (0/1/2)</w:t>
+          <w:p>
+            <w:r>
+              <w:t>int (0/1/2)</w:t>
             </w:r>
           </w:p>
         </w:tc>
@@ -2746,9 +2653,9 @@
               <w:right w:w="120" w:type="dxa"/>
             </w:tcMar>
           </w:tcPr>
-          <w:p ns2:paraId="6B1D3E7E" ns2:textId="77777777">
-            <w:r>
-              <w:t xml:space="preserve">Estado del acumulador / presión de gas</w:t>
+          <w:p>
+            <w:r>
+              <w:t>Estado del acumulador / presión de gas</w:t>
             </w:r>
           </w:p>
         </w:tc>
@@ -2769,9 +2676,9 @@
               <w:right w:w="120" w:type="dxa"/>
             </w:tcMar>
           </w:tcPr>
-          <w:p ns2:paraId="5BF35099" ns2:textId="77777777">
-            <w:r>
-              <w:t xml:space="preserve">0=SANO, 1=WARNING, 2=CRÍTICO</w:t>
+          <w:p>
+            <w:r>
+              <w:t>0=SANO, 1=WARNING, 2=CRÍTICO</w:t>
             </w:r>
           </w:p>
         </w:tc>
@@ -2792,14 +2699,14 @@
               <w:right w:w="120" w:type="dxa"/>
             </w:tcMar>
           </w:tcPr>
-          <w:p ns2:paraId="2067DBEB" ns2:textId="77777777">
-            <w:r>
-              <w:t xml:space="preserve">niveles altos indican pérdida de presión de precarga</w:t>
+          <w:p>
+            <w:r>
+              <w:t>niveles altos indican pérdida de presión de precarga</w:t>
             </w:r>
           </w:p>
         </w:tc>
       </w:tr>
-      <w:tr ns2:paraId="4B6C9425" ns2:textId="77777777">
+      <w:tr>
         <w:tc>
           <w:tcPr>
             <w:tcW w:w="2200" w:type="dxa"/>
@@ -2817,9 +2724,9 @@
               <w:right w:w="120" w:type="dxa"/>
             </w:tcMar>
           </w:tcPr>
-          <w:p ns2:paraId="4132C6A4" ns2:textId="77777777">
-            <w:r>
-              <w:t xml:space="preserve">Confianza_Fouling / _Valvula / _Bomba / _Acumulador</w:t>
+          <w:p>
+            <w:r>
+              <w:t>Confianza_Fouling / _Valvula / _Bomba / _Acumulador</w:t>
             </w:r>
           </w:p>
         </w:tc>
@@ -2840,9 +2747,9 @@
               <w:right w:w="120" w:type="dxa"/>
             </w:tcMar>
           </w:tcPr>
-          <w:p ns2:paraId="53FB4F47" ns2:textId="77777777">
-            <w:r>
-              <w:t xml:space="preserve">float</w:t>
+          <w:p>
+            <w:r>
+              <w:t>float</w:t>
             </w:r>
           </w:p>
         </w:tc>
@@ -2863,9 +2770,9 @@
               <w:right w:w="120" w:type="dxa"/>
             </w:tcMar>
           </w:tcPr>
-          <w:p ns2:paraId="6B1D3E7E" ns2:textId="77777777">
-            <w:r>
-              <w:t xml:space="preserve">Probabilidad softmax de la clase ganadora de cada componente</w:t>
+          <w:p>
+            <w:r>
+              <w:t>Probabilidad softmax de la clase ganadora de cada componente</w:t>
             </w:r>
           </w:p>
         </w:tc>
@@ -2886,9 +2793,9 @@
               <w:right w:w="120" w:type="dxa"/>
             </w:tcMar>
           </w:tcPr>
-          <w:p ns2:paraId="5BF35099" ns2:textId="77777777">
-            <w:r>
-              <w:t xml:space="preserve">0–1</w:t>
+          <w:p>
+            <w:r>
+              <w:t>0–1</w:t>
             </w:r>
           </w:p>
         </w:tc>
@@ -2909,20 +2816,20 @@
               <w:right w:w="120" w:type="dxa"/>
             </w:tcMar>
           </w:tcPr>
-          <w:p ns2:paraId="2067DBEB" ns2:textId="77777777">
-            <w:r>
-              <w:t xml:space="preserve">valores próximos a 1 indican un diagnóstico de alta certeza</w:t>
+          <w:p>
+            <w:r>
+              <w:t>valores próximos a 1 indican un diagnóstico de alta certeza</w:t>
             </w:r>
           </w:p>
         </w:tc>
       </w:tr>
     </w:tbl>
-    <w:p ns2:paraId="3CB96C1C" ns2:textId="58E5926D">
+    <w:p>
       <w:pPr>
-        <w:pStyle w:val="Descripcin"/>
+        <w:pStyle w:val="Caption"/>
         <w:jc w:val="center"/>
       </w:pPr>
-      <w:bookmarkStart w:id="11" w:name="_Toc233977642"/>
+      <w:bookmarkStart w:id="6" w:name="_Toc233977642"/>
       <w:r>
         <w:t xml:space="preserve">Tabla </w:t>
       </w:r>
@@ -2937,18 +2844,18 @@
       <w:r>
         <w:t xml:space="preserve"> Campos de salida (outputs)</w:t>
       </w:r>
-      <w:bookmarkEnd w:id="11"/>
+      <w:bookmarkEnd w:id="6"/>
     </w:p>
-    <w:p ns2:paraId="30754C35" ns2:textId="77777777">
+    <w:p>
       <w:pPr>
-        <w:pStyle w:val="Ttulo1"/>
+        <w:pStyle w:val="Heading1"/>
         <w:jc w:val="left"/>
       </w:pPr>
-      <w:bookmarkStart w:id="12" w:name="_Toc233977726"/>
+      <w:bookmarkStart w:id="7" w:name="_Toc233977726"/>
       <w:r>
         <w:t>4. Métricas de evaluación</w:t>
       </w:r>
-      <w:bookmarkEnd w:id="12"/>
+      <w:bookmarkEnd w:id="7"/>
     </w:p>
     <w:tbl>
       <w:tblPr>
@@ -2970,7 +2877,7 @@
         <w:gridCol w:w="2340"/>
         <w:gridCol w:w="2340"/>
       </w:tblGrid>
-      <w:tr ns2:paraId="663A768A" ns2:textId="77777777">
+      <w:tr>
         <w:trPr>
           <w:tblHeader/>
         </w:trPr>
@@ -2991,7 +2898,7 @@
               <w:right w:w="120" w:type="dxa"/>
             </w:tcMar>
           </w:tcPr>
-          <w:p ns2:paraId="1EF96586" ns2:textId="77777777">
+          <w:p>
             <w:r>
               <w:rPr>
                 <w:b/>
@@ -3021,7 +2928,7 @@
               <w:right w:w="120" w:type="dxa"/>
             </w:tcMar>
           </w:tcPr>
-          <w:p ns2:paraId="60B8781B" ns2:textId="77777777">
+          <w:p>
             <w:r>
               <w:rPr>
                 <w:b/>
@@ -3051,7 +2958,7 @@
               <w:right w:w="120" w:type="dxa"/>
             </w:tcMar>
           </w:tcPr>
-          <w:p ns2:paraId="1FE48704" ns2:textId="77777777">
+          <w:p>
             <w:r>
               <w:rPr>
                 <w:b/>
@@ -3081,7 +2988,7 @@
               <w:right w:w="120" w:type="dxa"/>
             </w:tcMar>
           </w:tcPr>
-          <w:p ns2:paraId="1D1C6AD0" ns2:textId="77777777">
+          <w:p>
             <w:r>
               <w:rPr>
                 <w:b/>
@@ -3095,7 +3002,7 @@
           </w:p>
         </w:tc>
       </w:tr>
-      <w:tr ns2:paraId="66471EDA" ns2:textId="77777777">
+      <w:tr>
         <w:tc>
           <w:tcPr>
             <w:tcW w:w="2340" w:type="dxa"/>
@@ -3113,9 +3020,17 @@
               <w:right w:w="120" w:type="dxa"/>
             </w:tcMar>
           </w:tcPr>
-          <w:p ns2:paraId="631A7871" ns2:textId="77777777">
-            <w:r>
-              <w:t xml:space="preserve">Exact Match (declarado, memoria v2.0)</w:t>
+          <w:p>
+            <w:pPr>
+              <w:rPr>
+                <w:lang w:val="en-US"/>
+              </w:rPr>
+            </w:pPr>
+            <w:r>
+              <w:rPr>
+                <w:lang w:val="en-US"/>
+              </w:rPr>
+              <w:t>Exact Match (declarado, memoria v2.0)</w:t>
             </w:r>
           </w:p>
         </w:tc>
@@ -3136,9 +3051,9 @@
               <w:right w:w="120" w:type="dxa"/>
             </w:tcMar>
           </w:tcPr>
-          <w:p ns2:paraId="098B665D" ns2:textId="77777777">
-            <w:r>
-              <w:t xml:space="preserve">98,79 %</w:t>
+          <w:p>
+            <w:r>
+              <w:t>98,79 %</w:t>
             </w:r>
           </w:p>
         </w:tc>
@@ -3159,9 +3074,9 @@
               <w:right w:w="120" w:type="dxa"/>
             </w:tcMar>
           </w:tcPr>
-          <w:p ns2:paraId="43E2B30F" ns2:textId="77777777">
-            <w:r>
-              <w:t xml:space="preserve">Ciclos del test hold-out con los 4 componentes correctos a la vez (métrica más estricta)</w:t>
+          <w:p>
+            <w:r>
+              <w:t>Ciclos del test hold-out con los 4 componentes correctos a la vez (métrica más estricta)</w:t>
             </w:r>
           </w:p>
         </w:tc>
@@ -3182,14 +3097,14 @@
               <w:right w:w="120" w:type="dxa"/>
             </w:tcMar>
           </w:tcPr>
-          <w:p ns2:paraId="6AFC25E8" ns2:textId="77777777">
-            <w:r>
-              <w:t xml:space="preserve">de cada 100 ciclos, ~99 se diagnostican perfectamente en los 4 componentes</w:t>
+          <w:p>
+            <w:r>
+              <w:t>de cada 100 ciclos, ~99 se diagnostican perfectamente en los 4 componentes</w:t>
             </w:r>
           </w:p>
         </w:tc>
       </w:tr>
-      <w:tr ns2:paraId="66471EDA" ns2:textId="77777777">
+      <w:tr>
         <w:tc>
           <w:tcPr>
             <w:tcW w:w="2340" w:type="dxa"/>
@@ -3207,9 +3122,9 @@
               <w:right w:w="120" w:type="dxa"/>
             </w:tcMar>
           </w:tcPr>
-          <w:p ns2:paraId="631A7871" ns2:textId="77777777">
-            <w:r>
-              <w:t xml:space="preserve">F1-Score Macro (declarado, memoria v2.0)</w:t>
+          <w:p>
+            <w:r>
+              <w:t>F1-Score Macro (declarado, memoria v2.0)</w:t>
             </w:r>
           </w:p>
         </w:tc>
@@ -3230,9 +3145,9 @@
               <w:right w:w="120" w:type="dxa"/>
             </w:tcMar>
           </w:tcPr>
-          <w:p ns2:paraId="098B665D" ns2:textId="77777777">
-            <w:r>
-              <w:t xml:space="preserve">0,9970</w:t>
+          <w:p>
+            <w:r>
+              <w:t>0,9970</w:t>
             </w:r>
           </w:p>
         </w:tc>
@@ -3253,9 +3168,13 @@
               <w:right w:w="120" w:type="dxa"/>
             </w:tcMar>
           </w:tcPr>
-          <w:p ns2:paraId="43E2B30F" ns2:textId="77777777">
-            <w:r>
-              <w:t xml:space="preserve">Media de F1 por clase; métrica fundamental de éxito del proyecto (umbral exigido ≥ 0,95)</w:t>
+          <w:p>
+            <w:r>
+              <w:t xml:space="preserve">Media de F1 por clase; métrica fundamental de </w:t>
+            </w:r>
+            <w:r>
+              <w:lastRenderedPageBreak/>
+              <w:t>éxito del proyecto (umbral exigido ≥ 0,95)</w:t>
             </w:r>
           </w:p>
         </w:tc>
@@ -3276,14 +3195,19 @@
               <w:right w:w="120" w:type="dxa"/>
             </w:tcMar>
           </w:tcPr>
-          <w:p ns2:paraId="6AFC25E8" ns2:textId="77777777">
-            <w:r>
-              <w:t xml:space="preserve">supera con holgura el criterio de aceptación acordado</w:t>
+          <w:p>
+            <w:r>
+              <w:lastRenderedPageBreak/>
+              <w:t xml:space="preserve">supera con holgura el criterio de </w:t>
+            </w:r>
+            <w:r>
+              <w:lastRenderedPageBreak/>
+              <w:t>aceptación acordado</w:t>
             </w:r>
           </w:p>
         </w:tc>
       </w:tr>
-      <w:tr ns2:paraId="66471EDA" ns2:textId="77777777">
+      <w:tr>
         <w:tc>
           <w:tcPr>
             <w:tcW w:w="2340" w:type="dxa"/>
@@ -3301,9 +3225,9 @@
               <w:right w:w="120" w:type="dxa"/>
             </w:tcMar>
           </w:tcPr>
-          <w:p ns2:paraId="631A7871" ns2:textId="77777777">
-            <w:r>
-              <w:t xml:space="preserve">Recall Macro (declarado, memoria v2.0)</w:t>
+          <w:p>
+            <w:r>
+              <w:t>Recall Macro (declarado, memoria v2.0)</w:t>
             </w:r>
           </w:p>
         </w:tc>
@@ -3324,9 +3248,9 @@
               <w:right w:w="120" w:type="dxa"/>
             </w:tcMar>
           </w:tcPr>
-          <w:p ns2:paraId="098B665D" ns2:textId="77777777">
-            <w:r>
-              <w:t xml:space="preserve">0,9972</w:t>
+          <w:p>
+            <w:r>
+              <w:t>0,9972</w:t>
             </w:r>
           </w:p>
         </w:tc>
@@ -3347,9 +3271,9 @@
               <w:right w:w="120" w:type="dxa"/>
             </w:tcMar>
           </w:tcPr>
-          <w:p ns2:paraId="43E2B30F" ns2:textId="77777777">
-            <w:r>
-              <w:t xml:space="preserve">Sensibilidad promedio; prioridad de negocio = minimizar falsos negativos (no dejar pasar un fallo real)</w:t>
+          <w:p>
+            <w:r>
+              <w:t>Sensibilidad promedio; prioridad de negocio = minimizar falsos negativos (no dejar pasar un fallo real)</w:t>
             </w:r>
           </w:p>
         </w:tc>
@@ -3370,14 +3294,14 @@
               <w:right w:w="120" w:type="dxa"/>
             </w:tcMar>
           </w:tcPr>
-          <w:p ns2:paraId="6AFC25E8" ns2:textId="77777777">
-            <w:r>
-              <w:t xml:space="preserve">el modelo detecta casi todos los fallos presentes en el conjunto de test</w:t>
+          <w:p>
+            <w:r>
+              <w:t>el modelo detecta casi todos los fallos presentes en el conjunto de test</w:t>
             </w:r>
           </w:p>
         </w:tc>
       </w:tr>
-      <w:tr ns2:paraId="66471EDA" ns2:textId="77777777">
+      <w:tr>
         <w:tc>
           <w:tcPr>
             <w:tcW w:w="2340" w:type="dxa"/>
@@ -3395,9 +3319,9 @@
               <w:right w:w="120" w:type="dxa"/>
             </w:tcMar>
           </w:tcPr>
-          <w:p ns2:paraId="631A7871" ns2:textId="77777777">
-            <w:r>
-              <w:t xml:space="preserve">Métricas por componente (artefacto entregado test_metrics_confusion.csv)</w:t>
+          <w:p>
+            <w:r>
+              <w:t>Métricas por componente (artefacto entregado test_metrics_confusion.csv)</w:t>
             </w:r>
           </w:p>
         </w:tc>
@@ -3418,9 +3342,9 @@
               <w:right w:w="120" w:type="dxa"/>
             </w:tcMar>
           </w:tcPr>
-          <w:p ns2:paraId="098B665D" ns2:textId="77777777">
-            <w:r>
-              <w:t xml:space="preserve">Fouling 100 % · Válvula 100 % · Bomba 99,40 % · Acumulador 99,40 %</w:t>
+          <w:p>
+            <w:r>
+              <w:t>Fouling 100 % · Válvula 100 % · Bomba 99,40 % · Acumulador 99,40 %</w:t>
             </w:r>
           </w:p>
         </w:tc>
@@ -3441,9 +3365,9 @@
               <w:right w:w="120" w:type="dxa"/>
             </w:tcMar>
           </w:tcPr>
-          <w:p ns2:paraId="43E2B30F" ns2:textId="77777777">
-            <w:r>
-              <w:t xml:space="preserve">Accuracy por componente sobre 331 ciclos de test; los únicos errores son 2 falsas alarmas (Sano→Warning) en Bomba y 2 en Acumulador</w:t>
+          <w:p>
+            <w:r>
+              <w:t>Accuracy por componente sobre 331 ciclos de test; los únicos errores son 2 falsas alarmas (Sano→Warning) en Bomba y 2 en Acumulador</w:t>
             </w:r>
           </w:p>
         </w:tc>
@@ -3464,14 +3388,14 @@
               <w:right w:w="120" w:type="dxa"/>
             </w:tcMar>
           </w:tcPr>
-          <w:p ns2:paraId="6AFC25E8" ns2:textId="77777777">
-            <w:r>
-              <w:t xml:space="preserve">los pocos errores son sobre clases contiguas y de bajo coste (revisión innecesaria, nunca fallo no detectado)</w:t>
+          <w:p>
+            <w:r>
+              <w:t>los pocos errores son sobre clases contiguas y de bajo coste (revisión innecesaria, nunca fallo no detectado)</w:t>
             </w:r>
           </w:p>
         </w:tc>
       </w:tr>
-      <w:tr ns2:paraId="66471EDA" ns2:textId="77777777">
+      <w:tr>
         <w:tc>
           <w:tcPr>
             <w:tcW w:w="2340" w:type="dxa"/>
@@ -3489,9 +3413,9 @@
               <w:right w:w="120" w:type="dxa"/>
             </w:tcMar>
           </w:tcPr>
-          <w:p ns2:paraId="631A7871" ns2:textId="77777777">
-            <w:r>
-              <w:t xml:space="preserve">Verificación golden tras integración (skill verification, 2026-07-16)</w:t>
+          <w:p>
+            <w:r>
+              <w:t>Verificación golden tras integración (skill verification, 2026-07-16)</w:t>
             </w:r>
           </w:p>
         </w:tc>
@@ -3512,9 +3436,9 @@
               <w:right w:w="120" w:type="dxa"/>
             </w:tcMar>
           </w:tcPr>
-          <w:p ns2:paraId="098B665D" ns2:textId="77777777">
-            <w:r>
-              <w:t xml:space="preserve">15/15 ciclos reproducidos exactamente</w:t>
+          <w:p>
+            <w:r>
+              <w:t>15/15 ciclos reproducidos exactamente</w:t>
             </w:r>
           </w:p>
         </w:tc>
@@ -3535,9 +3459,13 @@
               <w:right w:w="120" w:type="dxa"/>
             </w:tcMar>
           </w:tcPr>
-          <w:p ns2:paraId="43E2B30F" ns2:textId="77777777">
-            <w:r>
-              <w:t xml:space="preserve">Ejecución del plugin integrado sobre 15 ciclos diversos del test split (9 combinaciones de estado); las 4 clases de componente coinciden con la predicción de referencia en los 15 casos, incluida la reproducción exacta de la única falsa alarma contigua del acumulador (ciclo 211). Evidencia distinta a las métricas declaradas: confirma que el plugin replica fielmente el pipeline original</w:t>
+          <w:p>
+            <w:r>
+              <w:t xml:space="preserve">Ejecución del plugin integrado sobre 15 ciclos diversos del test split (9 combinaciones de estado); las 4 clases de componente coinciden con la predicción de referencia en los 15 casos, incluida la reproducción exacta de la única falsa alarma contigua del acumulador (ciclo 211). Evidencia distinta a las </w:t>
+            </w:r>
+            <w:r>
+              <w:lastRenderedPageBreak/>
+              <w:t>métricas declaradas: confirma que el plugin replica fielmente el pipeline original</w:t>
             </w:r>
           </w:p>
         </w:tc>
@@ -3558,20 +3486,21 @@
               <w:right w:w="120" w:type="dxa"/>
             </w:tcMar>
           </w:tcPr>
-          <w:p ns2:paraId="6AFC25E8" ns2:textId="77777777">
-            <w:r>
-              <w:t xml:space="preserve">el modelo integrado reproduce el comportamiento del código de la IA; coherente con el 98,79 % de Exact Match declarado</w:t>
+          <w:p>
+            <w:r>
+              <w:lastRenderedPageBreak/>
+              <w:t>el modelo integrado reproduce el comportamiento del código de la IA; coherente con el 98,79 % de Exact Match declarado</w:t>
             </w:r>
           </w:p>
         </w:tc>
       </w:tr>
     </w:tbl>
-    <w:p ns2:paraId="1A7F9A77" ns2:textId="4488DBEE">
+    <w:p>
       <w:pPr>
-        <w:pStyle w:val="Descripcin"/>
+        <w:pStyle w:val="Caption"/>
         <w:jc w:val="center"/>
       </w:pPr>
-      <w:bookmarkStart w:id="13" w:name="_Toc233977643"/>
+      <w:bookmarkStart w:id="8" w:name="_Toc233977643"/>
       <w:r>
         <w:t xml:space="preserve">Tabla </w:t>
       </w:r>
@@ -3586,19 +3515,18 @@
       <w:r>
         <w:t xml:space="preserve"> Métricas de evaluación</w:t>
       </w:r>
-      <w:bookmarkEnd w:id="13"/>
+      <w:bookmarkEnd w:id="8"/>
     </w:p>
-    <w:p ns2:paraId="2C5581FA" ns2:textId="77777777">
+    <w:p>
       <w:pPr>
-        <w:pStyle w:val="Ttulo1"/>
+        <w:pStyle w:val="Heading1"/>
         <w:jc w:val="left"/>
       </w:pPr>
-      <w:bookmarkStart w:id="14" w:name="_Toc233977727"/>
+      <w:bookmarkStart w:id="9" w:name="_Toc233977727"/>
       <w:r>
-        <w:lastRenderedPageBreak/>
         <w:t>5. Limitaciones conocidas</w:t>
       </w:r>
-      <w:bookmarkEnd w:id="14"/>
+      <w:bookmarkEnd w:id="9"/>
     </w:p>
     <w:tbl>
       <w:tblPr>
@@ -3619,7 +3547,7 @@
         <w:gridCol w:w="3120"/>
         <w:gridCol w:w="6240"/>
       </w:tblGrid>
-      <w:tr ns2:paraId="5ACF6CCD" ns2:textId="77777777">
+      <w:tr>
         <w:trPr>
           <w:tblHeader/>
         </w:trPr>
@@ -3640,7 +3568,7 @@
               <w:right w:w="120" w:type="dxa"/>
             </w:tcMar>
           </w:tcPr>
-          <w:p ns2:paraId="676816E1" ns2:textId="77777777">
+          <w:p>
             <w:r>
               <w:rPr>
                 <w:b/>
@@ -3670,7 +3598,7 @@
               <w:right w:w="120" w:type="dxa"/>
             </w:tcMar>
           </w:tcPr>
-          <w:p ns2:paraId="1F42A562" ns2:textId="77777777">
+          <w:p>
             <w:r>
               <w:rPr>
                 <w:b/>
@@ -3684,7 +3612,7 @@
           </w:p>
         </w:tc>
       </w:tr>
-      <w:tr ns2:paraId="221304F4" ns2:textId="77777777">
+      <w:tr>
         <w:tc>
           <w:tcPr>
             <w:tcW w:w="3120" w:type="dxa"/>
@@ -3702,9 +3630,9 @@
               <w:right w:w="120" w:type="dxa"/>
             </w:tcMar>
           </w:tcPr>
-          <w:p ns2:paraId="26419EF2" ns2:textId="77777777">
-            <w:r>
-              <w:t xml:space="preserve">Datos de laboratorio, no de planta láctea real</w:t>
+          <w:p>
+            <w:r>
+              <w:t>Datos de laboratorio, no de planta láctea real</w:t>
             </w:r>
           </w:p>
         </w:tc>
@@ -3725,14 +3653,14 @@
               <w:right w:w="120" w:type="dxa"/>
             </w:tcMar>
           </w:tcPr>
-          <w:p ns2:paraId="3E7B7A63" ns2:textId="77777777">
-            <w:r>
-              <w:t xml:space="preserve">El modelo se entrenó y validó con el banco experimental UCI Condition Monitoring of Hydraulic Systems (fluido = aceite hidráulico, fallos inyectados de forma controlada), no con telemetría de un pasteurizador lácteo. Las métricas son optimistas; en producción serán netamente inferiores. Requiere validación con datos reales antes de despliegue.</w:t>
+          <w:p>
+            <w:r>
+              <w:t>El modelo se entrenó y validó con el banco experimental UCI Condition Monitoring of Hydraulic Systems (fluido = aceite hidráulico, fallos inyectados de forma controlada), no con telemetría de un pasteurizador lácteo. Las métricas son optimistas; en producción serán netamente inferiores. Requiere validación con datos reales antes de despliegue.</w:t>
             </w:r>
           </w:p>
         </w:tc>
       </w:tr>
-      <w:tr ns2:paraId="221304F4" ns2:textId="77777777">
+      <w:tr>
         <w:tc>
           <w:tcPr>
             <w:tcW w:w="3120" w:type="dxa"/>
@@ -3750,9 +3678,9 @@
               <w:right w:w="120" w:type="dxa"/>
             </w:tcMar>
           </w:tcPr>
-          <w:p ns2:paraId="26419EF2" ns2:textId="77777777">
-            <w:r>
-              <w:t xml:space="preserve">Requiere reentrenamiento/calibración antes de producción</w:t>
+          <w:p>
+            <w:r>
+              <w:t>Requiere reentrenamiento/calibración antes de producción</w:t>
             </w:r>
           </w:p>
         </w:tc>
@@ -3773,14 +3701,14 @@
               <w:right w:w="120" w:type="dxa"/>
             </w:tcMar>
           </w:tcPr>
-          <w:p ns2:paraId="3E7B7A63" ns2:textId="77777777">
-            <w:r>
-              <w:t xml:space="preserve">Las propiedades físicas de la leche (densidad, viscosidad, calor específico) difieren del aceite, por lo que los umbrales aprendidos no son directamente válidos. Es obligatorio recalibrar (fine-tuning por transferencia de aprendizaje, 200–500 ciclos reales) antes de usarlo en planta.</w:t>
+          <w:p>
+            <w:r>
+              <w:t>Las propiedades físicas de la leche (densidad, viscosidad, calor específico) difieren del aceite, por lo que los umbrales aprendidos no son directamente válidos. Es obligatorio recalibrar (fine-tuning por transferencia de aprendizaje, 200–500 ciclos reales) antes de usarlo en planta.</w:t>
             </w:r>
           </w:p>
         </w:tc>
       </w:tr>
-      <w:tr ns2:paraId="221304F4" ns2:textId="77777777">
+      <w:tr>
         <w:tc>
           <w:tcPr>
             <w:tcW w:w="3120" w:type="dxa"/>
@@ -3798,9 +3726,9 @@
               <w:right w:w="120" w:type="dxa"/>
             </w:tcMar>
           </w:tcPr>
-          <w:p ns2:paraId="26419EF2" ns2:textId="77777777">
-            <w:r>
-              <w:t xml:space="preserve">Gemelo térmico y escala de presiones</w:t>
+          <w:p>
+            <w:r>
+              <w:t>Gemelo térmico y escala de presiones</w:t>
             </w:r>
           </w:p>
         </w:tc>
@@ -3821,14 +3749,14 @@
               <w:right w:w="120" w:type="dxa"/>
             </w:tcMar>
           </w:tcPr>
-          <w:p ns2:paraId="3E7B7A63" ns2:textId="77777777">
-            <w:r>
-              <w:t xml:space="preserve">El dataset opera a alta presión (hasta 200 bar) y temperaturas de ~45 °C; un pasteurizador trabaja a baja presión (&lt;5 bar) y 70–74 °C. En laboratorio se aplica un offset térmico (gemelo digital); en producción DEBE desactivarse (auditoría biosanitaria de la temperatura real).</w:t>
+          <w:p>
+            <w:r>
+              <w:t>El dataset opera a alta presión (hasta 200 bar) y temperaturas de ~45 °C; un pasteurizador trabaja a baja presión (&lt;5 bar) y 70–74 °C. En laboratorio se aplica un offset térmico (gemelo digital); en producción DEBE desactivarse (auditoría biosanitaria de la temperatura real).</w:t>
             </w:r>
           </w:p>
         </w:tc>
       </w:tr>
-      <w:tr ns2:paraId="221304F4" ns2:textId="77777777">
+      <w:tr>
         <w:tc>
           <w:tcPr>
             <w:tcW w:w="3120" w:type="dxa"/>
@@ -3846,9 +3774,9 @@
               <w:right w:w="120" w:type="dxa"/>
             </w:tcMar>
           </w:tcPr>
-          <w:p ns2:paraId="26419EF2" ns2:textId="77777777">
-            <w:r>
-              <w:t xml:space="preserve">Ventana fija de un ciclo</w:t>
+          <w:p>
+            <w:r>
+              <w:t>Ventana fija de un ciclo</w:t>
             </w:r>
           </w:p>
         </w:tc>
@@ -3869,14 +3797,14 @@
               <w:right w:w="120" w:type="dxa"/>
             </w:tcMar>
           </w:tcPr>
-          <w:p ns2:paraId="3E7B7A63" ns2:textId="77777777">
-            <w:r>
-              <w:t xml:space="preserve">El modelo espera un ciclo de ~600 pasos (60 s a 10 Hz). Secuencias más cortas se rellenan con ceros (padding) y más largas se truncan, lo que puede degradar el diagnóstico si el muestreo no es homogéneo.</w:t>
+          <w:p>
+            <w:r>
+              <w:t>El modelo espera un ciclo de ~600 pasos (60 s a 10 Hz). Secuencias más cortas se rellenan con ceros (padding) y más largas se truncan, lo que puede degradar el diagnóstico si el muestreo no es homogéneo.</w:t>
             </w:r>
           </w:p>
         </w:tc>
       </w:tr>
-      <w:tr ns2:paraId="221304F4" ns2:textId="77777777">
+      <w:tr>
         <w:tc>
           <w:tcPr>
             <w:tcW w:w="3120" w:type="dxa"/>
@@ -3894,9 +3822,9 @@
               <w:right w:w="120" w:type="dxa"/>
             </w:tcMar>
           </w:tcPr>
-          <w:p ns2:paraId="26419EF2" ns2:textId="77777777">
-            <w:r>
-              <w:t xml:space="preserve">KPI de negocio no cuantificado</w:t>
+          <w:p>
+            <w:r>
+              <w:t>KPI de negocio no cuantificado</w:t>
             </w:r>
           </w:p>
         </w:tc>
@@ -3917,20 +3845,24 @@
               <w:right w:w="120" w:type="dxa"/>
             </w:tcMar>
           </w:tcPr>
-          <w:p ns2:paraId="3E7B7A63" ns2:textId="77777777">
-            <w:r>
-              <w:t xml:space="preserve">El objetivo original de reducir un 15 % los costes de mantenimiento no pudo medirse por falta de datos de costes de una planta real; se sustituyó por un criterio técnico (F1-Score Macro ≥ 0,95). Requiere validación económica con datos reales antes de despliegue.</w:t>
+          <w:p>
+            <w:r>
+              <w:t xml:space="preserve">El objetivo original de reducir un 15 % los costes de mantenimiento no pudo medirse por falta de datos de costes de una planta real; se sustituyó por un criterio </w:t>
+            </w:r>
+            <w:r>
+              <w:lastRenderedPageBreak/>
+              <w:t>técnico (F1-Score Macro ≥ 0,95). Requiere validación económica con datos reales antes de despliegue.</w:t>
             </w:r>
           </w:p>
         </w:tc>
       </w:tr>
     </w:tbl>
-    <w:p ns2:paraId="23E22C97" ns2:textId="02183EA3">
+    <w:p>
       <w:pPr>
-        <w:pStyle w:val="Descripcin"/>
+        <w:pStyle w:val="Caption"/>
         <w:jc w:val="center"/>
       </w:pPr>
-      <w:bookmarkStart w:id="15" w:name="_Toc233977644"/>
+      <w:bookmarkStart w:id="10" w:name="_Toc233977644"/>
       <w:r>
         <w:t xml:space="preserve">Tabla </w:t>
       </w:r>
@@ -3945,45 +3877,47 @@
       <w:r>
         <w:t xml:space="preserve"> Limitaciones conocidas</w:t>
       </w:r>
-      <w:bookmarkEnd w:id="15"/>
+      <w:bookmarkEnd w:id="10"/>
     </w:p>
-    <w:p ns2:paraId="36D55773" ns2:textId="77777777">
+    <w:p>
       <w:pPr>
-        <w:pStyle w:val="Ttulo1"/>
+        <w:pStyle w:val="Heading1"/>
         <w:jc w:val="left"/>
       </w:pPr>
-      <w:bookmarkStart w:id="16" w:name="_Toc233977728"/>
+      <w:bookmarkStart w:id="11" w:name="_Toc233977728"/>
       <w:r>
         <w:t>6. Observaciones técnicas</w:t>
       </w:r>
-      <w:bookmarkEnd w:id="16"/>
+      <w:bookmarkEnd w:id="11"/>
     </w:p>
-    <w:p ns2:paraId="3188B244" ns2:textId="77777777">
+    <w:p>
       <w:pPr>
         <w:jc w:val="both"/>
       </w:pPr>
       <w:r>
-        <w:t xml:space="preserve">Entorno de referencia: Python 3.13 / PyTorch (probado también en torch 2.1.2). Entrenamiento acelerado por GPU NVIDIA CUDA recomendado; la inferencia unitaria corre eficientemente en CPU. Mínimos: 4–8 núcleos x86-64, 16 GB de RAM, ~5 GB de disco. Artefactos ligeros (~600 KB en total). Reproducibilidad determinista con semilla global 42; el versionado de CUDA puede alterar levemente los decimales de confianza. Dependencias núcleo de producción: torch, pandas, numpy, scikit-learn, joblib, pyyaml. Monitorización recomendada: vigilar la deriva de las distribuciones de sensores y reentrenar/calibrar si decae el rendimiento.</w:t>
+        <w:t>Entorno de referencia: Python 3.13 / PyTorch (probado también en torch 2.1.2). Entrenamiento acelerado por GPU NVIDIA CUDA recomendado; la inferencia unitaria corre eficientemente en CPU. Mínimos: 4–8 núcleos x86-64, 16 GB de RAM, ~5 GB de disco. Artefactos ligeros (~600 KB en total). Reproducibilidad determinista con semilla global 42; el versionado de CUDA puede alterar levemente los decimales de confianza. Dependencias núcleo de producción: torch, pandas, numpy, scikit-learn, joblib, pyyaml. Monitorizaci</w:t>
+      </w:r>
+      <w:r>
+        <w:t>ón recomendada: vigilar la deriva de las distribuciones de sensores y reentrenar/calibrar si decae el rendimiento.</w:t>
       </w:r>
     </w:p>
-    <w:p ns2:paraId="642BAC39" ns2:textId="77777777"/>
-    <w:p ns2:paraId="6AE49187" ns2:textId="77777777"/>
-    <w:p ns2:paraId="3CCD1455" ns2:textId="77777777"/>
-    <w:p ns2:paraId="03DFC7FC" ns2:textId="77777777"/>
-    <w:p ns2:paraId="3E74D38E" ns2:textId="77777777"/>
-    <w:p ns2:paraId="0B8151BB" ns2:textId="77777777"/>
-    <w:p ns2:paraId="53E05546" ns2:textId="77777777"/>
-    <w:p ns2:paraId="7A7AF885" ns2:textId="77777777">
+    <w:p/>
+    <w:p/>
+    <w:p/>
+    <w:p/>
+    <w:p/>
+    <w:p/>
+    <w:p/>
+    <w:p>
       <w:pPr>
-        <w:pStyle w:val="Ttulo1"/>
+        <w:pStyle w:val="Heading1"/>
         <w:jc w:val="left"/>
       </w:pPr>
-      <w:bookmarkStart w:id="17" w:name="_Toc233977729"/>
+      <w:bookmarkStart w:id="12" w:name="_Toc233977729"/>
       <w:r>
-        <w:lastRenderedPageBreak/>
         <w:t>7. Fichero de prueba de referencia</w:t>
       </w:r>
-      <w:bookmarkEnd w:id="17"/>
+      <w:bookmarkEnd w:id="12"/>
     </w:p>
     <w:tbl>
       <w:tblPr>
@@ -4004,7 +3938,7 @@
         <w:gridCol w:w="2800"/>
         <w:gridCol w:w="6560"/>
       </w:tblGrid>
-      <w:tr ns2:paraId="7CCEFEF5" ns2:textId="77777777">
+      <w:tr>
         <w:tc>
           <w:tcPr>
             <w:tcW w:w="2800" w:type="dxa"/>
@@ -4022,7 +3956,7 @@
               <w:right w:w="120" w:type="dxa"/>
             </w:tcMar>
           </w:tcPr>
-          <w:p ns2:paraId="5A9D0325" ns2:textId="77777777">
+          <w:p>
             <w:r>
               <w:rPr>
                 <w:b/>
@@ -4052,14 +3986,22 @@
               <w:right w:w="120" w:type="dxa"/>
             </w:tcMar>
           </w:tcPr>
-          <w:p ns2:paraId="548E93F5" ns2:textId="77777777">
-            <w:r>
-              <w:t xml:space="preserve">data/splits/test_split.csv (partición de test hold-out del dataset UCI, con etiquetas Target_* por ciclo)</w:t>
+          <w:p>
+            <w:pPr>
+              <w:rPr>
+                <w:lang w:val="en-US"/>
+              </w:rPr>
+            </w:pPr>
+            <w:r>
+              <w:rPr>
+                <w:lang w:val="en-US"/>
+              </w:rPr>
+              <w:t>data/splits/test_split.csv (partición de test hold-out del dataset UCI, con etiquetas Target_* por ciclo)</w:t>
             </w:r>
           </w:p>
         </w:tc>
       </w:tr>
-      <w:tr ns2:paraId="183575F5" ns2:textId="77777777">
+      <w:tr>
         <w:tc>
           <w:tcPr>
             <w:tcW w:w="2800" w:type="dxa"/>
@@ -4077,7 +4019,7 @@
               <w:right w:w="120" w:type="dxa"/>
             </w:tcMar>
           </w:tcPr>
-          <w:p ns2:paraId="2C17FEDB" ns2:textId="77777777">
+          <w:p>
             <w:r>
               <w:rPr>
                 <w:b/>
@@ -4107,14 +4049,14 @@
               <w:right w:w="120" w:type="dxa"/>
             </w:tcMar>
           </w:tcPr>
-          <w:p ns2:paraId="2F98E928" ns2:textId="77777777">
-            <w:r>
-              <w:t xml:space="preserve">331 ciclos (15 % de los 2.205 totales), ~601 filas por ciclo a 10 Hz; split por Cycle_ID sin fuga de datos</w:t>
+          <w:p>
+            <w:r>
+              <w:t>331 ciclos (15 % de los 2.205 totales), ~601 filas por ciclo a 10 Hz; split por Cycle_ID sin fuga de datos</w:t>
             </w:r>
           </w:p>
         </w:tc>
       </w:tr>
-      <w:tr ns2:paraId="1BF4E262" ns2:textId="77777777">
+      <w:tr>
         <w:tc>
           <w:tcPr>
             <w:tcW w:w="2800" w:type="dxa"/>
@@ -4132,7 +4074,7 @@
               <w:right w:w="120" w:type="dxa"/>
             </w:tcMar>
           </w:tcPr>
-          <w:p ns2:paraId="55FAE3FC" ns2:textId="77777777">
+          <w:p>
             <w:r>
               <w:rPr>
                 <w:b/>
@@ -4162,20 +4104,20 @@
               <w:right w:w="120" w:type="dxa"/>
             </w:tcMar>
           </w:tcPr>
-          <w:p ns2:paraId="15092C4A" ns2:textId="77777777">
-            <w:r>
-              <w:t xml:space="preserve">Diagnóstico de los 4 componentes por ciclo. En la verificación tras integración (skill verification, 15 ciclos diversos del test split), el plugin integrado reprodujo exactamente los 4 estados en los 15 casos —incluida la única falsa alarma contigua del acumulador—, confirmando la fidelidad respecto al código original y la coherencia con el 98,79 % de Exact Match declarado.</w:t>
+          <w:p>
+            <w:r>
+              <w:t>Diagnóstico de los 4 componentes por ciclo. En la verificación tras integración (skill verification, 15 ciclos diversos del test split), el plugin integrado reprodujo exactamente los 4 estados en los 15 casos —incluida la única falsa alarma contigua del acumulador—, confirmando la fidelidad respecto al código original y la coherencia con el 98,79 % de Exact Match declarado.</w:t>
             </w:r>
           </w:p>
         </w:tc>
       </w:tr>
     </w:tbl>
-    <w:p ns2:paraId="3773E7D0" ns2:textId="48983DD0">
+    <w:p>
       <w:pPr>
-        <w:pStyle w:val="Descripcin"/>
+        <w:pStyle w:val="Caption"/>
         <w:jc w:val="center"/>
       </w:pPr>
-      <w:bookmarkStart w:id="18" w:name="_Toc233977645"/>
+      <w:bookmarkStart w:id="13" w:name="_Toc233977645"/>
       <w:r>
         <w:t xml:space="preserve">Tabla </w:t>
       </w:r>
@@ -4190,13 +4132,13 @@
       <w:r>
         <w:t xml:space="preserve"> Fichero de prueba de referencia</w:t>
       </w:r>
-      <w:bookmarkEnd w:id="18"/>
+      <w:bookmarkEnd w:id="13"/>
     </w:p>
     <w:sectPr>
-      <w:headerReference w:type="even" ns7:id="rId12"/>
-      <w:headerReference w:type="default" ns7:id="rId13"/>
-      <w:footerReference w:type="default" ns7:id="rId14"/>
-      <w:footerReference w:type="first" ns7:id="rId15"/>
+      <w:headerReference w:type="even" r:id="rId12"/>
+      <w:headerReference w:type="default" r:id="rId13"/>
+      <w:footerReference w:type="default" r:id="rId14"/>
+      <w:footerReference w:type="first" r:id="rId15"/>
       <w:pgSz w:w="11906" w:h="16838"/>
       <w:pgMar w:top="1417" w:right="1701" w:bottom="1417" w:left="1701" w:header="708" w:footer="708" w:gutter="0"/>
       <w:pgNumType w:start="1"/>
@@ -4949,7 +4891,7 @@
         <w:noProof/>
         <w:color w:val="000000"/>
       </w:rPr>
-      <w:t xml:space="preserve">2</w:t>
+      <w:t>2</w:t>
     </w:r>
     <w:r>
       <w:rPr>
@@ -4963,23 +4905,7 @@
         <w:rFonts w:ascii="Liberalisation sans narrow" w:eastAsia="Liberalisation sans narrow" w:hAnsi="Liberalisation sans narrow" w:cs="Liberalisation sans narrow"/>
         <w:color w:val="000000"/>
       </w:rPr>
-      <w:t xml:space="preserve"> |Ficha técnica – Modelo a47 (</w:t>
-    </w:r>
-    <w:proofErr w:type="spellStart"/>
-    <w:r>
-      <w:rPr>
-        <w:rFonts w:ascii="Liberalisation sans narrow" w:eastAsia="Liberalisation sans narrow" w:hAnsi="Liberalisation sans narrow" w:cs="Liberalisation sans narrow"/>
-        <w:color w:val="000000"/>
-      </w:rPr>
-      <w:t xml:space="preserve">dairy-dnsl-pasteurization-fault-detection</w:t>
-    </w:r>
-    <w:proofErr w:type="spellEnd"/>
-    <w:r>
-      <w:rPr>
-        <w:rFonts w:ascii="Liberalisation sans narrow" w:eastAsia="Liberalisation sans narrow" w:hAnsi="Liberalisation sans narrow" w:cs="Liberalisation sans narrow"/>
-        <w:color w:val="000000"/>
-      </w:rPr>
-      <w:t>)</w:t>
+      <w:t xml:space="preserve"> |Ficha técnica – Modelo a47 (dairy-dnsl-pasteurization-fault-detection)</w:t>
     </w:r>
   </w:p>
   <w:p>
@@ -5527,11 +5453,11 @@
     <w:name w:val="Normal"/>
     <w:qFormat/>
   </w:style>
-  <w:style w:type="paragraph" w:styleId="Ttulo1">
+  <w:style w:type="paragraph" w:styleId="Heading1">
     <w:name w:val="heading 1"/>
     <w:basedOn w:val="Normal"/>
     <w:next w:val="Normal"/>
-    <w:link w:val="Ttulo1Car"/>
+    <w:link w:val="Heading1Char"/>
     <w:uiPriority w:val="9"/>
     <w:qFormat/>
     <w:pPr>
@@ -5549,11 +5475,11 @@
       <w:szCs w:val="36"/>
     </w:rPr>
   </w:style>
-  <w:style w:type="paragraph" w:styleId="Ttulo2">
+  <w:style w:type="paragraph" w:styleId="Heading2">
     <w:name w:val="heading 2"/>
     <w:basedOn w:val="Normal"/>
     <w:next w:val="Normal"/>
-    <w:link w:val="Ttulo2Car"/>
+    <w:link w:val="Heading2Char"/>
     <w:uiPriority w:val="9"/>
     <w:semiHidden/>
     <w:unhideWhenUsed/>
@@ -5572,11 +5498,11 @@
       <w:szCs w:val="32"/>
     </w:rPr>
   </w:style>
-  <w:style w:type="paragraph" w:styleId="Ttulo3">
+  <w:style w:type="paragraph" w:styleId="Heading3">
     <w:name w:val="heading 3"/>
     <w:basedOn w:val="Normal"/>
     <w:next w:val="Normal"/>
-    <w:link w:val="Ttulo3Car"/>
+    <w:link w:val="Heading3Char"/>
     <w:uiPriority w:val="9"/>
     <w:semiHidden/>
     <w:unhideWhenUsed/>
@@ -5595,11 +5521,11 @@
       <w:szCs w:val="28"/>
     </w:rPr>
   </w:style>
-  <w:style w:type="paragraph" w:styleId="Ttulo4">
+  <w:style w:type="paragraph" w:styleId="Heading4">
     <w:name w:val="heading 4"/>
     <w:basedOn w:val="Normal"/>
     <w:next w:val="Normal"/>
-    <w:link w:val="Ttulo4Car"/>
+    <w:link w:val="Heading4Char"/>
     <w:uiPriority w:val="9"/>
     <w:semiHidden/>
     <w:unhideWhenUsed/>
@@ -5618,11 +5544,11 @@
       <w:szCs w:val="24"/>
     </w:rPr>
   </w:style>
-  <w:style w:type="paragraph" w:styleId="Ttulo5">
+  <w:style w:type="paragraph" w:styleId="Heading5">
     <w:name w:val="heading 5"/>
     <w:basedOn w:val="Normal"/>
     <w:next w:val="Normal"/>
-    <w:link w:val="Ttulo5Car"/>
+    <w:link w:val="Heading5Char"/>
     <w:uiPriority w:val="9"/>
     <w:semiHidden/>
     <w:unhideWhenUsed/>
@@ -5640,11 +5566,11 @@
       <w:color w:val="284546"/>
     </w:rPr>
   </w:style>
-  <w:style w:type="paragraph" w:styleId="Ttulo6">
+  <w:style w:type="paragraph" w:styleId="Heading6">
     <w:name w:val="heading 6"/>
     <w:basedOn w:val="Normal"/>
     <w:next w:val="Normal"/>
-    <w:link w:val="Ttulo6Car"/>
+    <w:link w:val="Heading6Char"/>
     <w:uiPriority w:val="9"/>
     <w:semiHidden/>
     <w:unhideWhenUsed/>
@@ -5664,11 +5590,11 @@
       <w:color w:val="1B2E2F"/>
     </w:rPr>
   </w:style>
-  <w:style w:type="paragraph" w:styleId="Ttulo7">
+  <w:style w:type="paragraph" w:styleId="Heading7">
     <w:name w:val="heading 7"/>
     <w:basedOn w:val="Normal"/>
     <w:next w:val="Normal"/>
-    <w:link w:val="Ttulo7Car"/>
+    <w:link w:val="Heading7Char"/>
     <w:uiPriority w:val="9"/>
     <w:unhideWhenUsed/>
     <w:qFormat/>
@@ -5686,11 +5612,11 @@
       <w:color w:val="1B2E2E" w:themeColor="accent1" w:themeShade="80"/>
     </w:rPr>
   </w:style>
-  <w:style w:type="paragraph" w:styleId="Ttulo8">
+  <w:style w:type="paragraph" w:styleId="Heading8">
     <w:name w:val="heading 8"/>
     <w:basedOn w:val="Normal"/>
     <w:next w:val="Normal"/>
-    <w:link w:val="Ttulo8Car"/>
+    <w:link w:val="Heading8Char"/>
     <w:uiPriority w:val="9"/>
     <w:unhideWhenUsed/>
     <w:qFormat/>
@@ -5710,11 +5636,11 @@
       <w:color w:val="1B2E2E" w:themeColor="accent1" w:themeShade="80"/>
     </w:rPr>
   </w:style>
-  <w:style w:type="paragraph" w:styleId="Ttulo9">
+  <w:style w:type="paragraph" w:styleId="Heading9">
     <w:name w:val="heading 9"/>
     <w:basedOn w:val="Normal"/>
     <w:next w:val="Normal"/>
-    <w:link w:val="Ttulo9Car"/>
+    <w:link w:val="Heading9Char"/>
     <w:uiPriority w:val="9"/>
     <w:semiHidden/>
     <w:unhideWhenUsed/>
@@ -5733,12 +5659,13 @@
       <w:color w:val="1B2E2E" w:themeColor="accent1" w:themeShade="80"/>
     </w:rPr>
   </w:style>
-  <w:style w:type="character" w:default="1" w:styleId="Fuentedeprrafopredeter">
+  <w:style w:type="character" w:default="1" w:styleId="DefaultParagraphFont">
     <w:name w:val="Default Paragraph Font"/>
     <w:uiPriority w:val="1"/>
+    <w:semiHidden/>
     <w:unhideWhenUsed/>
   </w:style>
-  <w:style w:type="table" w:default="1" w:styleId="Tablanormal">
+  <w:style w:type="table" w:default="1" w:styleId="TableNormal">
     <w:name w:val="Normal Table"/>
     <w:uiPriority w:val="99"/>
     <w:semiHidden/>
@@ -5753,13 +5680,13 @@
       </w:tblCellMar>
     </w:tblPr>
   </w:style>
-  <w:style w:type="numbering" w:default="1" w:styleId="Sinlista">
+  <w:style w:type="numbering" w:default="1" w:styleId="NoList">
     <w:name w:val="No List"/>
     <w:uiPriority w:val="99"/>
     <w:semiHidden/>
     <w:unhideWhenUsed/>
   </w:style>
-  <w:style w:type="table" w:customStyle="1" w:styleId="TableNormal">
+  <w:style w:type="table" w:customStyle="1" w:styleId="TableNormal0">
     <w:name w:val="TableNormal"/>
     <w:tblPr>
       <w:tblCellMar>
@@ -5770,11 +5697,11 @@
       </w:tblCellMar>
     </w:tblPr>
   </w:style>
-  <w:style w:type="paragraph" w:styleId="Ttulo">
+  <w:style w:type="paragraph" w:styleId="Title">
     <w:name w:val="Title"/>
     <w:basedOn w:val="Normal"/>
     <w:next w:val="Normal"/>
-    <w:link w:val="TtuloCar"/>
+    <w:link w:val="TitleChar"/>
     <w:uiPriority w:val="10"/>
     <w:qFormat/>
     <w:pPr>
@@ -5789,10 +5716,10 @@
       <w:szCs w:val="72"/>
     </w:rPr>
   </w:style>
-  <w:style w:type="character" w:customStyle="1" w:styleId="Ttulo1Car">
-    <w:name w:val="Título 1 Car"/>
-    <w:basedOn w:val="Fuentedeprrafopredeter"/>
-    <w:link w:val="Ttulo1"/>
+  <w:style w:type="character" w:customStyle="1" w:styleId="Heading1Char">
+    <w:name w:val="Heading 1 Char"/>
+    <w:basedOn w:val="DefaultParagraphFont"/>
+    <w:link w:val="Heading1"/>
     <w:uiPriority w:val="9"/>
     <w:rsid w:val="00AB39A2"/>
     <w:rPr>
@@ -5802,10 +5729,10 @@
       <w:szCs w:val="36"/>
     </w:rPr>
   </w:style>
-  <w:style w:type="character" w:customStyle="1" w:styleId="Ttulo2Car">
-    <w:name w:val="Título 2 Car"/>
-    <w:basedOn w:val="Fuentedeprrafopredeter"/>
-    <w:link w:val="Ttulo2"/>
+  <w:style w:type="character" w:customStyle="1" w:styleId="Heading2Char">
+    <w:name w:val="Heading 2 Char"/>
+    <w:basedOn w:val="DefaultParagraphFont"/>
+    <w:link w:val="Heading2"/>
     <w:uiPriority w:val="9"/>
     <w:rsid w:val="00AB39A2"/>
     <w:rPr>
@@ -5815,10 +5742,10 @@
       <w:szCs w:val="32"/>
     </w:rPr>
   </w:style>
-  <w:style w:type="character" w:customStyle="1" w:styleId="Ttulo3Car">
-    <w:name w:val="Título 3 Car"/>
-    <w:basedOn w:val="Fuentedeprrafopredeter"/>
-    <w:link w:val="Ttulo3"/>
+  <w:style w:type="character" w:customStyle="1" w:styleId="Heading3Char">
+    <w:name w:val="Heading 3 Char"/>
+    <w:basedOn w:val="DefaultParagraphFont"/>
+    <w:link w:val="Heading3"/>
     <w:uiPriority w:val="9"/>
     <w:rsid w:val="00AB39A2"/>
     <w:rPr>
@@ -5828,10 +5755,10 @@
       <w:szCs w:val="28"/>
     </w:rPr>
   </w:style>
-  <w:style w:type="character" w:customStyle="1" w:styleId="Ttulo4Car">
-    <w:name w:val="Título 4 Car"/>
-    <w:basedOn w:val="Fuentedeprrafopredeter"/>
-    <w:link w:val="Ttulo4"/>
+  <w:style w:type="character" w:customStyle="1" w:styleId="Heading4Char">
+    <w:name w:val="Heading 4 Char"/>
+    <w:basedOn w:val="DefaultParagraphFont"/>
+    <w:link w:val="Heading4"/>
     <w:uiPriority w:val="9"/>
     <w:rsid w:val="00AB39A2"/>
     <w:rPr>
@@ -5841,10 +5768,10 @@
       <w:szCs w:val="24"/>
     </w:rPr>
   </w:style>
-  <w:style w:type="character" w:customStyle="1" w:styleId="Ttulo5Car">
-    <w:name w:val="Título 5 Car"/>
-    <w:basedOn w:val="Fuentedeprrafopredeter"/>
-    <w:link w:val="Ttulo5"/>
+  <w:style w:type="character" w:customStyle="1" w:styleId="Heading5Char">
+    <w:name w:val="Heading 5 Char"/>
+    <w:basedOn w:val="DefaultParagraphFont"/>
+    <w:link w:val="Heading5"/>
     <w:uiPriority w:val="9"/>
     <w:rsid w:val="00AB39A2"/>
     <w:rPr>
@@ -5853,10 +5780,10 @@
       <w:color w:val="284546" w:themeColor="accent1" w:themeShade="BF"/>
     </w:rPr>
   </w:style>
-  <w:style w:type="character" w:customStyle="1" w:styleId="Ttulo6Car">
-    <w:name w:val="Título 6 Car"/>
-    <w:basedOn w:val="Fuentedeprrafopredeter"/>
-    <w:link w:val="Ttulo6"/>
+  <w:style w:type="character" w:customStyle="1" w:styleId="Heading6Char">
+    <w:name w:val="Heading 6 Char"/>
+    <w:basedOn w:val="DefaultParagraphFont"/>
+    <w:link w:val="Heading6"/>
     <w:uiPriority w:val="9"/>
     <w:rsid w:val="00AB39A2"/>
     <w:rPr>
@@ -5867,10 +5794,10 @@
       <w:color w:val="1B2E2E" w:themeColor="accent1" w:themeShade="80"/>
     </w:rPr>
   </w:style>
-  <w:style w:type="character" w:customStyle="1" w:styleId="Ttulo7Car">
-    <w:name w:val="Título 7 Car"/>
-    <w:basedOn w:val="Fuentedeprrafopredeter"/>
-    <w:link w:val="Ttulo7"/>
+  <w:style w:type="character" w:customStyle="1" w:styleId="Heading7Char">
+    <w:name w:val="Heading 7 Char"/>
+    <w:basedOn w:val="DefaultParagraphFont"/>
+    <w:link w:val="Heading7"/>
     <w:uiPriority w:val="9"/>
     <w:rsid w:val="00AB39A2"/>
     <w:rPr>
@@ -5880,10 +5807,10 @@
       <w:color w:val="1B2E2E" w:themeColor="accent1" w:themeShade="80"/>
     </w:rPr>
   </w:style>
-  <w:style w:type="character" w:customStyle="1" w:styleId="Ttulo8Car">
-    <w:name w:val="Título 8 Car"/>
-    <w:basedOn w:val="Fuentedeprrafopredeter"/>
-    <w:link w:val="Ttulo8"/>
+  <w:style w:type="character" w:customStyle="1" w:styleId="Heading8Char">
+    <w:name w:val="Heading 8 Char"/>
+    <w:basedOn w:val="DefaultParagraphFont"/>
+    <w:link w:val="Heading8"/>
     <w:uiPriority w:val="9"/>
     <w:rsid w:val="00AB39A2"/>
     <w:rPr>
@@ -5895,10 +5822,10 @@
       <w:color w:val="1B2E2E" w:themeColor="accent1" w:themeShade="80"/>
     </w:rPr>
   </w:style>
-  <w:style w:type="character" w:customStyle="1" w:styleId="Ttulo9Car">
-    <w:name w:val="Título 9 Car"/>
-    <w:basedOn w:val="Fuentedeprrafopredeter"/>
-    <w:link w:val="Ttulo9"/>
+  <w:style w:type="character" w:customStyle="1" w:styleId="Heading9Char">
+    <w:name w:val="Heading 9 Char"/>
+    <w:basedOn w:val="DefaultParagraphFont"/>
+    <w:link w:val="Heading9"/>
     <w:uiPriority w:val="9"/>
     <w:semiHidden/>
     <w:rsid w:val="00AB39A2"/>
@@ -5909,11 +5836,11 @@
       <w:color w:val="1B2E2E" w:themeColor="accent1" w:themeShade="80"/>
     </w:rPr>
   </w:style>
-  <w:style w:type="paragraph" w:styleId="Descripcin">
+  <w:style w:type="paragraph" w:styleId="Caption">
     <w:name w:val="caption"/>
     <w:basedOn w:val="Normal"/>
     <w:next w:val="Normal"/>
-    <w:link w:val="DescripcinCar"/>
+    <w:link w:val="CaptionChar"/>
     <w:unhideWhenUsed/>
     <w:qFormat/>
     <w:rsid w:val="00AB39A2"/>
@@ -5927,10 +5854,10 @@
       <w:color w:val="739A8A" w:themeColor="text2"/>
     </w:rPr>
   </w:style>
-  <w:style w:type="character" w:customStyle="1" w:styleId="TtuloCar">
-    <w:name w:val="Título Car"/>
-    <w:basedOn w:val="Fuentedeprrafopredeter"/>
-    <w:link w:val="Ttulo"/>
+  <w:style w:type="character" w:customStyle="1" w:styleId="TitleChar">
+    <w:name w:val="Title Char"/>
+    <w:basedOn w:val="DefaultParagraphFont"/>
+    <w:link w:val="Title"/>
     <w:uiPriority w:val="10"/>
     <w:rsid w:val="00AB39A2"/>
     <w:rPr>
@@ -5942,10 +5869,10 @@
       <w:szCs w:val="72"/>
     </w:rPr>
   </w:style>
-  <w:style w:type="character" w:customStyle="1" w:styleId="SubttuloCar">
-    <w:name w:val="Subtítulo Car"/>
-    <w:basedOn w:val="Fuentedeprrafopredeter"/>
-    <w:link w:val="Subttulo"/>
+  <w:style w:type="character" w:customStyle="1" w:styleId="SubtitleChar">
+    <w:name w:val="Subtitle Char"/>
+    <w:basedOn w:val="DefaultParagraphFont"/>
+    <w:link w:val="Subtitle"/>
     <w:uiPriority w:val="11"/>
     <w:rsid w:val="00AB39A2"/>
     <w:rPr>
@@ -5955,9 +5882,9 @@
       <w:szCs w:val="28"/>
     </w:rPr>
   </w:style>
-  <w:style w:type="character" w:styleId="Fuerte">
+  <w:style w:type="character" w:styleId="Strong">
     <w:name w:val="Strong"/>
-    <w:basedOn w:val="Fuentedeprrafopredeter"/>
+    <w:basedOn w:val="DefaultParagraphFont"/>
     <w:uiPriority w:val="22"/>
     <w:qFormat/>
     <w:rsid w:val="00AB39A2"/>
@@ -5966,9 +5893,9 @@
       <w:bCs/>
     </w:rPr>
   </w:style>
-  <w:style w:type="character" w:styleId="nfasis">
+  <w:style w:type="character" w:styleId="Emphasis">
     <w:name w:val="Emphasis"/>
-    <w:basedOn w:val="Fuentedeprrafopredeter"/>
+    <w:basedOn w:val="DefaultParagraphFont"/>
     <w:uiPriority w:val="20"/>
     <w:qFormat/>
     <w:rsid w:val="00AB39A2"/>
@@ -5977,7 +5904,7 @@
       <w:iCs/>
     </w:rPr>
   </w:style>
-  <w:style w:type="paragraph" w:styleId="Sinespaciado">
+  <w:style w:type="paragraph" w:styleId="NoSpacing">
     <w:name w:val="No Spacing"/>
     <w:uiPriority w:val="1"/>
     <w:qFormat/>
@@ -5986,11 +5913,11 @@
       <w:spacing w:after="0" w:line="240" w:lineRule="auto"/>
     </w:pPr>
   </w:style>
-  <w:style w:type="paragraph" w:styleId="Cita">
+  <w:style w:type="paragraph" w:styleId="Quote">
     <w:name w:val="Quote"/>
     <w:basedOn w:val="Normal"/>
     <w:next w:val="Normal"/>
-    <w:link w:val="CitaCar"/>
+    <w:link w:val="QuoteChar"/>
     <w:uiPriority w:val="29"/>
     <w:qFormat/>
     <w:rsid w:val="00AB39A2"/>
@@ -6004,10 +5931,10 @@
       <w:szCs w:val="24"/>
     </w:rPr>
   </w:style>
-  <w:style w:type="character" w:customStyle="1" w:styleId="CitaCar">
-    <w:name w:val="Cita Car"/>
-    <w:basedOn w:val="Fuentedeprrafopredeter"/>
-    <w:link w:val="Cita"/>
+  <w:style w:type="character" w:customStyle="1" w:styleId="QuoteChar">
+    <w:name w:val="Quote Char"/>
+    <w:basedOn w:val="DefaultParagraphFont"/>
+    <w:link w:val="Quote"/>
     <w:uiPriority w:val="29"/>
     <w:rsid w:val="00AB39A2"/>
     <w:rPr>
@@ -6016,11 +5943,11 @@
       <w:szCs w:val="24"/>
     </w:rPr>
   </w:style>
-  <w:style w:type="paragraph" w:styleId="Citadestacada">
+  <w:style w:type="paragraph" w:styleId="IntenseQuote">
     <w:name w:val="Intense Quote"/>
     <w:basedOn w:val="Normal"/>
     <w:next w:val="Normal"/>
-    <w:link w:val="CitadestacadaCar"/>
+    <w:link w:val="IntenseQuoteChar"/>
     <w:uiPriority w:val="30"/>
     <w:qFormat/>
     <w:rsid w:val="00AB39A2"/>
@@ -6037,10 +5964,10 @@
       <w:szCs w:val="32"/>
     </w:rPr>
   </w:style>
-  <w:style w:type="character" w:customStyle="1" w:styleId="CitadestacadaCar">
-    <w:name w:val="Cita destacada Car"/>
-    <w:basedOn w:val="Fuentedeprrafopredeter"/>
-    <w:link w:val="Citadestacada"/>
+  <w:style w:type="character" w:customStyle="1" w:styleId="IntenseQuoteChar">
+    <w:name w:val="Intense Quote Char"/>
+    <w:basedOn w:val="DefaultParagraphFont"/>
+    <w:link w:val="IntenseQuote"/>
     <w:uiPriority w:val="30"/>
     <w:rsid w:val="00AB39A2"/>
     <w:rPr>
@@ -6051,9 +5978,9 @@
       <w:szCs w:val="32"/>
     </w:rPr>
   </w:style>
-  <w:style w:type="character" w:styleId="nfasissutil">
+  <w:style w:type="character" w:styleId="SubtleEmphasis">
     <w:name w:val="Subtle Emphasis"/>
-    <w:basedOn w:val="Fuentedeprrafopredeter"/>
+    <w:basedOn w:val="DefaultParagraphFont"/>
     <w:uiPriority w:val="19"/>
     <w:qFormat/>
     <w:rsid w:val="00AB39A2"/>
@@ -6063,9 +5990,9 @@
       <w:color w:val="A3BDB2" w:themeColor="text1" w:themeTint="A6"/>
     </w:rPr>
   </w:style>
-  <w:style w:type="character" w:styleId="nfasisintenso">
+  <w:style w:type="character" w:styleId="IntenseEmphasis">
     <w:name w:val="Intense Emphasis"/>
-    <w:basedOn w:val="Fuentedeprrafopredeter"/>
+    <w:basedOn w:val="DefaultParagraphFont"/>
     <w:uiPriority w:val="21"/>
     <w:qFormat/>
     <w:rsid w:val="00AB39A2"/>
@@ -6076,9 +6003,9 @@
       <w:iCs/>
     </w:rPr>
   </w:style>
-  <w:style w:type="character" w:styleId="Referenciasutil">
+  <w:style w:type="character" w:styleId="SubtleReference">
     <w:name w:val="Subtle Reference"/>
-    <w:basedOn w:val="Fuentedeprrafopredeter"/>
+    <w:basedOn w:val="DefaultParagraphFont"/>
     <w:uiPriority w:val="31"/>
     <w:qFormat/>
     <w:rsid w:val="00AB39A2"/>
@@ -6089,9 +6016,9 @@
       <w:bdr w:val="none" w:sz="0" w:space="0" w:color="auto"/>
     </w:rPr>
   </w:style>
-  <w:style w:type="character" w:styleId="Referenciaintensa">
+  <w:style w:type="character" w:styleId="IntenseReference">
     <w:name w:val="Intense Reference"/>
-    <w:basedOn w:val="Fuentedeprrafopredeter"/>
+    <w:basedOn w:val="DefaultParagraphFont"/>
     <w:uiPriority w:val="32"/>
     <w:qFormat/>
     <w:rsid w:val="00AB39A2"/>
@@ -6103,9 +6030,9 @@
       <w:u w:val="single"/>
     </w:rPr>
   </w:style>
-  <w:style w:type="character" w:styleId="Ttulodellibro">
+  <w:style w:type="character" w:styleId="BookTitle">
     <w:name w:val="Book Title"/>
-    <w:basedOn w:val="Fuentedeprrafopredeter"/>
+    <w:basedOn w:val="DefaultParagraphFont"/>
     <w:uiPriority w:val="33"/>
     <w:qFormat/>
     <w:rsid w:val="00AB39A2"/>
@@ -6116,9 +6043,9 @@
       <w:spacing w:val="10"/>
     </w:rPr>
   </w:style>
-  <w:style w:type="paragraph" w:styleId="TtuloTDC">
+  <w:style w:type="paragraph" w:styleId="TOCHeading">
     <w:name w:val="TOC Heading"/>
-    <w:basedOn w:val="Ttulo1"/>
+    <w:basedOn w:val="Heading1"/>
     <w:next w:val="Normal"/>
     <w:uiPriority w:val="39"/>
     <w:unhideWhenUsed/>
@@ -6128,10 +6055,10 @@
       <w:outlineLvl w:val="9"/>
     </w:pPr>
   </w:style>
-  <w:style w:type="paragraph" w:styleId="Encabezado">
+  <w:style w:type="paragraph" w:styleId="Header">
     <w:name w:val="header"/>
     <w:basedOn w:val="Normal"/>
-    <w:link w:val="EncabezadoCar"/>
+    <w:link w:val="HeaderChar"/>
     <w:uiPriority w:val="99"/>
     <w:unhideWhenUsed/>
     <w:rsid w:val="00171F5E"/>
@@ -6143,17 +6070,17 @@
       <w:spacing w:after="0" w:line="240" w:lineRule="auto"/>
     </w:pPr>
   </w:style>
-  <w:style w:type="character" w:customStyle="1" w:styleId="EncabezadoCar">
-    <w:name w:val="Encabezado Car"/>
-    <w:basedOn w:val="Fuentedeprrafopredeter"/>
-    <w:link w:val="Encabezado"/>
+  <w:style w:type="character" w:customStyle="1" w:styleId="HeaderChar">
+    <w:name w:val="Header Char"/>
+    <w:basedOn w:val="DefaultParagraphFont"/>
+    <w:link w:val="Header"/>
     <w:uiPriority w:val="99"/>
     <w:rsid w:val="00171F5E"/>
   </w:style>
-  <w:style w:type="paragraph" w:styleId="Piedepgina">
+  <w:style w:type="paragraph" w:styleId="Footer">
     <w:name w:val="footer"/>
     <w:basedOn w:val="Normal"/>
-    <w:link w:val="PiedepginaCar"/>
+    <w:link w:val="FooterChar"/>
     <w:uiPriority w:val="99"/>
     <w:unhideWhenUsed/>
     <w:rsid w:val="00171F5E"/>
@@ -6165,14 +6092,14 @@
       <w:spacing w:after="0" w:line="240" w:lineRule="auto"/>
     </w:pPr>
   </w:style>
-  <w:style w:type="character" w:customStyle="1" w:styleId="PiedepginaCar">
-    <w:name w:val="Pie de página Car"/>
-    <w:basedOn w:val="Fuentedeprrafopredeter"/>
-    <w:link w:val="Piedepgina"/>
+  <w:style w:type="character" w:customStyle="1" w:styleId="FooterChar">
+    <w:name w:val="Footer Char"/>
+    <w:basedOn w:val="DefaultParagraphFont"/>
+    <w:link w:val="Footer"/>
     <w:uiPriority w:val="99"/>
     <w:rsid w:val="00171F5E"/>
   </w:style>
-  <w:style w:type="paragraph" w:styleId="TDC1">
+  <w:style w:type="paragraph" w:styleId="TOC1">
     <w:name w:val="toc 1"/>
     <w:basedOn w:val="Normal"/>
     <w:next w:val="Normal"/>
@@ -6184,7 +6111,7 @@
       <w:spacing w:after="100"/>
     </w:pPr>
   </w:style>
-  <w:style w:type="paragraph" w:styleId="TDC2">
+  <w:style w:type="paragraph" w:styleId="TOC2">
     <w:name w:val="toc 2"/>
     <w:basedOn w:val="Normal"/>
     <w:next w:val="Normal"/>
@@ -6201,7 +6128,7 @@
       <w:ind w:left="220"/>
     </w:pPr>
   </w:style>
-  <w:style w:type="paragraph" w:styleId="TDC3">
+  <w:style w:type="paragraph" w:styleId="TOC3">
     <w:name w:val="toc 3"/>
     <w:basedOn w:val="Normal"/>
     <w:next w:val="Normal"/>
@@ -6215,10 +6142,10 @@
       <w:ind w:left="440"/>
     </w:pPr>
   </w:style>
-  <w:style w:type="paragraph" w:styleId="Textonotapie">
+  <w:style w:type="paragraph" w:styleId="FootnoteText">
     <w:name w:val="footnote text"/>
     <w:basedOn w:val="Normal"/>
-    <w:link w:val="TextonotapieCar"/>
+    <w:link w:val="FootnoteTextChar"/>
     <w:uiPriority w:val="99"/>
     <w:semiHidden/>
     <w:unhideWhenUsed/>
@@ -6231,10 +6158,10 @@
       <w:szCs w:val="20"/>
     </w:rPr>
   </w:style>
-  <w:style w:type="character" w:customStyle="1" w:styleId="TextonotapieCar">
-    <w:name w:val="Texto nota pie Car"/>
-    <w:basedOn w:val="Fuentedeprrafopredeter"/>
-    <w:link w:val="Textonotapie"/>
+  <w:style w:type="character" w:customStyle="1" w:styleId="FootnoteTextChar">
+    <w:name w:val="Footnote Text Char"/>
+    <w:basedOn w:val="DefaultParagraphFont"/>
+    <w:link w:val="FootnoteText"/>
     <w:uiPriority w:val="99"/>
     <w:semiHidden/>
     <w:rsid w:val="00C81877"/>
@@ -6243,10 +6170,10 @@
       <w:szCs w:val="20"/>
     </w:rPr>
   </w:style>
-  <w:style w:type="paragraph" w:styleId="Textocomentario">
+  <w:style w:type="paragraph" w:styleId="CommentText">
     <w:name w:val="annotation text"/>
     <w:basedOn w:val="Normal"/>
-    <w:link w:val="TextocomentarioCar"/>
+    <w:link w:val="CommentTextChar"/>
     <w:uiPriority w:val="99"/>
     <w:semiHidden/>
     <w:unhideWhenUsed/>
@@ -6263,10 +6190,10 @@
       <w:lang w:val="en-US"/>
     </w:rPr>
   </w:style>
-  <w:style w:type="character" w:customStyle="1" w:styleId="TextocomentarioCar">
-    <w:name w:val="Texto comentario Car"/>
-    <w:basedOn w:val="Fuentedeprrafopredeter"/>
-    <w:link w:val="Textocomentario"/>
+  <w:style w:type="character" w:customStyle="1" w:styleId="CommentTextChar">
+    <w:name w:val="Comment Text Char"/>
+    <w:basedOn w:val="DefaultParagraphFont"/>
+    <w:link w:val="CommentText"/>
     <w:uiPriority w:val="99"/>
     <w:semiHidden/>
     <w:rsid w:val="00C81877"/>
@@ -6277,7 +6204,7 @@
       <w:lang w:val="en-US"/>
     </w:rPr>
   </w:style>
-  <w:style w:type="character" w:styleId="Refdenotaalpie">
+  <w:style w:type="character" w:styleId="FootnoteReference">
     <w:name w:val="footnote reference"/>
     <w:uiPriority w:val="99"/>
     <w:semiHidden/>
@@ -6287,9 +6214,9 @@
       <w:vertAlign w:val="superscript"/>
     </w:rPr>
   </w:style>
-  <w:style w:type="character" w:styleId="Refdecomentario">
+  <w:style w:type="character" w:styleId="CommentReference">
     <w:name w:val="annotation reference"/>
-    <w:basedOn w:val="Fuentedeprrafopredeter"/>
+    <w:basedOn w:val="DefaultParagraphFont"/>
     <w:uiPriority w:val="99"/>
     <w:semiHidden/>
     <w:unhideWhenUsed/>
@@ -6299,9 +6226,9 @@
       <w:szCs w:val="16"/>
     </w:rPr>
   </w:style>
-  <w:style w:type="character" w:styleId="Hipervnculo">
+  <w:style w:type="character" w:styleId="Hyperlink">
     <w:name w:val="Hyperlink"/>
-    <w:basedOn w:val="Fuentedeprrafopredeter"/>
+    <w:basedOn w:val="DefaultParagraphFont"/>
     <w:uiPriority w:val="99"/>
     <w:unhideWhenUsed/>
     <w:rsid w:val="00C81877"/>
@@ -6310,9 +6237,9 @@
       <w:u w:val="single"/>
     </w:rPr>
   </w:style>
-  <w:style w:type="character" w:styleId="Mencinsinresolver">
+  <w:style w:type="character" w:styleId="UnresolvedMention">
     <w:name w:val="Unresolved Mention"/>
-    <w:basedOn w:val="Fuentedeprrafopredeter"/>
+    <w:basedOn w:val="DefaultParagraphFont"/>
     <w:uiPriority w:val="99"/>
     <w:semiHidden/>
     <w:unhideWhenUsed/>
@@ -6322,9 +6249,9 @@
       <w:shd w:val="clear" w:color="auto" w:fill="E1DFDD"/>
     </w:rPr>
   </w:style>
-  <w:style w:type="table" w:styleId="Tablaconcuadrcula">
+  <w:style w:type="table" w:styleId="TableGrid">
     <w:name w:val="Table Grid"/>
-    <w:basedOn w:val="Tablanormal"/>
+    <w:basedOn w:val="TableNormal"/>
     <w:uiPriority w:val="39"/>
     <w:rsid w:val="00292DEB"/>
     <w:pPr>
@@ -6348,7 +6275,7 @@
       </w:tblBorders>
     </w:tblPr>
   </w:style>
-  <w:style w:type="paragraph" w:styleId="Tabladeilustraciones">
+  <w:style w:type="paragraph" w:styleId="TableofFigures">
     <w:name w:val="table of figures"/>
     <w:basedOn w:val="Normal"/>
     <w:next w:val="Normal"/>
@@ -6366,10 +6293,10 @@
       <w:lang w:val="en-US"/>
     </w:rPr>
   </w:style>
-  <w:style w:type="character" w:customStyle="1" w:styleId="DescripcinCar">
-    <w:name w:val="Descripción Car"/>
-    <w:basedOn w:val="Fuentedeprrafopredeter"/>
-    <w:link w:val="Descripcin"/>
+  <w:style w:type="character" w:customStyle="1" w:styleId="CaptionChar">
+    <w:name w:val="Caption Char"/>
+    <w:basedOn w:val="DefaultParagraphFont"/>
+    <w:link w:val="Caption"/>
     <w:locked/>
     <w:rsid w:val="00CE62B2"/>
     <w:rPr>
@@ -6379,11 +6306,11 @@
       <w:color w:val="739A8A" w:themeColor="text2"/>
     </w:rPr>
   </w:style>
-  <w:style w:type="paragraph" w:styleId="Subttulo">
+  <w:style w:type="paragraph" w:styleId="Subtitle">
     <w:name w:val="Subtitle"/>
     <w:basedOn w:val="Normal"/>
     <w:next w:val="Normal"/>
-    <w:link w:val="SubttuloCar"/>
+    <w:link w:val="SubtitleChar"/>
     <w:uiPriority w:val="11"/>
     <w:qFormat/>
     <w:pPr>
@@ -6398,7 +6325,7 @@
     </w:rPr>
   </w:style>
   <w:style w:type="table" w:customStyle="1" w:styleId="a">
-    <w:basedOn w:val="Tablanormal"/>
+    <w:basedOn w:val="TableNormal"/>
     <w:pPr>
       <w:spacing w:after="0" w:line="240" w:lineRule="auto"/>
     </w:pPr>
@@ -6414,7 +6341,7 @@
     </w:tblPr>
   </w:style>
   <w:style w:type="table" w:customStyle="1" w:styleId="a0">
-    <w:basedOn w:val="Tablanormal"/>
+    <w:basedOn w:val="TableNormal"/>
     <w:pPr>
       <w:spacing w:after="0" w:line="240" w:lineRule="auto"/>
     </w:pPr>
@@ -6430,7 +6357,7 @@
     </w:tblPr>
   </w:style>
   <w:style w:type="table" w:customStyle="1" w:styleId="a1">
-    <w:basedOn w:val="Tablanormal"/>
+    <w:basedOn w:val="TableNormal"/>
     <w:pPr>
       <w:spacing w:after="0" w:line="240" w:lineRule="auto"/>
     </w:pPr>
@@ -6650,28 +6577,28 @@
 </file>
 
 <file path=customXml/item1.xml><?xml version="1.0" encoding="utf-8"?>
+<b:Sources xmlns:b="http://schemas.openxmlformats.org/officeDocument/2006/bibliography" xmlns="http://schemas.openxmlformats.org/officeDocument/2006/bibliography" SelectedStyle="\APASixthEditionOfficeOnline.xsl" StyleName="APA" Version="6"/>
+</file>
+
+<file path=customXml/item2.xml><?xml version="1.0" encoding="utf-8"?>
 <go:gDocsCustomXmlDataStorage xmlns:go="http://customooxmlschemas.google.com/" xmlns:r="http://schemas.openxmlformats.org/officeDocument/2006/relationships" uri="GoogleDocsCustomDataVersion2">
   <go:docsCustomData xmlns:go="http://customooxmlschemas.google.com/" roundtripDataSignature="AMtx7mjfZHdsiCvpFOesiH+c3zMFCQ6GYw==">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</go:docsCustomData>
 </go:gDocsCustomXmlDataStorage>
 </file>
 
-<file path=customXml/item2.xml><?xml version="1.0" encoding="utf-8"?>
-<b:Sources xmlns:b="http://schemas.openxmlformats.org/officeDocument/2006/bibliography" xmlns="http://schemas.openxmlformats.org/officeDocument/2006/bibliography" SelectedStyle="\APASixthEditionOfficeOnline.xsl" StyleName="APA" Version="6"/>
+<file path=customXml/itemProps1.xml><?xml version="1.0" encoding="utf-8"?>
+<ds:datastoreItem xmlns:ds="http://schemas.openxmlformats.org/officeDocument/2006/customXml" ds:itemID="{13541E44-53E1-4E1E-8B81-150EFAC17A97}">
+  <ds:schemaRefs>
+    <ds:schemaRef ds:uri="http://schemas.openxmlformats.org/officeDocument/2006/bibliography"/>
+  </ds:schemaRefs>
+</ds:datastoreItem>
 </file>
 
-<file path=customXml/itemProps1.xml><?xml version="1.0" encoding="utf-8"?>
+<file path=customXml/itemProps2.xml><?xml version="1.0" encoding="utf-8"?>
 <ds:datastoreItem xmlns:ds="http://schemas.openxmlformats.org/officeDocument/2006/customXml" ds:itemID="{11111111-1234-1234-1234-123412341234}">
   <ds:schemaRefs>
     <ds:schemaRef ds:uri="http://customooxmlschemas.google.com/"/>
     <ds:schemaRef ds:uri="http://schemas.openxmlformats.org/officeDocument/2006/relationships"/>
   </ds:schemaRefs>
 </ds:datastoreItem>
-</file>
-
-<file path=customXml/itemProps2.xml><?xml version="1.0" encoding="utf-8"?>
-<ds:datastoreItem xmlns:ds="http://schemas.openxmlformats.org/officeDocument/2006/customXml" ds:itemID="{13541E44-53E1-4E1E-8B81-150EFAC17A97}">
-  <ds:schemaRefs>
-    <ds:schemaRef ds:uri="http://schemas.openxmlformats.org/officeDocument/2006/bibliography"/>
-  </ds:schemaRefs>
-</ds:datastoreItem>
 </file>